--- a/_internal/Labels/assets/TANEX_2736.docx
+++ b/_internal/Labels/assets/TANEX_2736.docx
@@ -95,6 +95,15 @@
                       <w:sz w:val="6"/>
                       <w:szCs w:val="6"/>
                     </w:rPr>
+                    <w:t xml:space="preserve">     </w:t>
+                  </w:r>
+                  <w:r>
+                    <w:rPr>
+                      <w:b/>
+                      <w:bCs/>
+                      <w:sz w:val="6"/>
+                      <w:szCs w:val="6"/>
+                    </w:rPr>
                     <w:t>{{barcode_</w:t>
                   </w:r>
                   <w:r>
@@ -474,6 +483,7 @@
                       <w:szCs w:val="6"/>
                     </w:rPr>
                   </w:pPr>
+                  <w:proofErr w:type="gramStart"/>
                   <w:r>
                     <w:rPr>
                       <w:b/>
@@ -490,7 +500,17 @@
                       <w:sz w:val="6"/>
                       <w:szCs w:val="6"/>
                     </w:rPr>
-                    <w:t xml:space="preserve"> : {{cargotrackingnumber_</w:t>
+                    <w:t xml:space="preserve"> :</w:t>
+                  </w:r>
+                  <w:proofErr w:type="gramEnd"/>
+                  <w:r>
+                    <w:rPr>
+                      <w:b/>
+                      <w:bCs/>
+                      <w:sz w:val="6"/>
+                      <w:szCs w:val="6"/>
+                    </w:rPr>
+                    <w:t xml:space="preserve"> {{cargotrackingnumber_</w:t>
                   </w:r>
                   <w:r>
                     <w:rPr>
@@ -528,6 +548,7 @@
                       <w:szCs w:val="6"/>
                     </w:rPr>
                   </w:pPr>
+                  <w:proofErr w:type="gramStart"/>
                   <w:r>
                     <w:rPr>
                       <w:b/>
@@ -544,7 +565,17 @@
                       <w:sz w:val="6"/>
                       <w:szCs w:val="6"/>
                     </w:rPr>
-                    <w:t xml:space="preserve"> : {{ordernumber_</w:t>
+                    <w:t xml:space="preserve"> :</w:t>
+                  </w:r>
+                  <w:proofErr w:type="gramEnd"/>
+                  <w:r>
+                    <w:rPr>
+                      <w:b/>
+                      <w:bCs/>
+                      <w:sz w:val="6"/>
+                      <w:szCs w:val="6"/>
+                    </w:rPr>
+                    <w:t xml:space="preserve"> {{ordernumber_</w:t>
                   </w:r>
                   <w:r>
                     <w:rPr>
@@ -1102,6 +1133,15 @@
                       <w:sz w:val="6"/>
                       <w:szCs w:val="6"/>
                     </w:rPr>
+                    <w:t xml:space="preserve">     </w:t>
+                  </w:r>
+                  <w:r>
+                    <w:rPr>
+                      <w:b/>
+                      <w:bCs/>
+                      <w:sz w:val="6"/>
+                      <w:szCs w:val="6"/>
+                    </w:rPr>
                     <w:t>{{barcode_2}}</w:t>
                   </w:r>
                 </w:p>
@@ -1391,6 +1431,7 @@
                       <w:szCs w:val="6"/>
                     </w:rPr>
                   </w:pPr>
+                  <w:proofErr w:type="gramStart"/>
                   <w:r>
                     <w:rPr>
                       <w:b/>
@@ -1407,7 +1448,17 @@
                       <w:sz w:val="6"/>
                       <w:szCs w:val="6"/>
                     </w:rPr>
-                    <w:t xml:space="preserve"> : {{cargotrackingnumber_2}}</w:t>
+                    <w:t xml:space="preserve"> :</w:t>
+                  </w:r>
+                  <w:proofErr w:type="gramEnd"/>
+                  <w:r>
+                    <w:rPr>
+                      <w:b/>
+                      <w:bCs/>
+                      <w:sz w:val="6"/>
+                      <w:szCs w:val="6"/>
+                    </w:rPr>
+                    <w:t xml:space="preserve"> {{cargotrackingnumber_2}}</w:t>
                   </w:r>
                 </w:p>
               </w:tc>
@@ -1427,6 +1478,7 @@
                       <w:szCs w:val="6"/>
                     </w:rPr>
                   </w:pPr>
+                  <w:proofErr w:type="gramStart"/>
                   <w:r>
                     <w:rPr>
                       <w:b/>
@@ -1443,7 +1495,17 @@
                       <w:sz w:val="6"/>
                       <w:szCs w:val="6"/>
                     </w:rPr>
-                    <w:t xml:space="preserve"> : {{ordernumber_2}}</w:t>
+                    <w:t xml:space="preserve"> :</w:t>
+                  </w:r>
+                  <w:proofErr w:type="gramEnd"/>
+                  <w:r>
+                    <w:rPr>
+                      <w:b/>
+                      <w:bCs/>
+                      <w:sz w:val="6"/>
+                      <w:szCs w:val="6"/>
+                    </w:rPr>
+                    <w:t xml:space="preserve"> {{ordernumber_2}}</w:t>
                   </w:r>
                 </w:p>
               </w:tc>
@@ -1827,6 +1889,15 @@
                       <w:sz w:val="6"/>
                       <w:szCs w:val="6"/>
                     </w:rPr>
+                    <w:t xml:space="preserve">     </w:t>
+                  </w:r>
+                  <w:r>
+                    <w:rPr>
+                      <w:b/>
+                      <w:bCs/>
+                      <w:sz w:val="6"/>
+                      <w:szCs w:val="6"/>
+                    </w:rPr>
                     <w:t>{{barcode_3}}</w:t>
                   </w:r>
                 </w:p>
@@ -2107,6 +2178,7 @@
                       <w:szCs w:val="6"/>
                     </w:rPr>
                   </w:pPr>
+                  <w:proofErr w:type="gramStart"/>
                   <w:r>
                     <w:rPr>
                       <w:b/>
@@ -2123,7 +2195,17 @@
                       <w:sz w:val="6"/>
                       <w:szCs w:val="6"/>
                     </w:rPr>
-                    <w:t xml:space="preserve"> : {{cargotrackingnumber_3}}</w:t>
+                    <w:t xml:space="preserve"> :</w:t>
+                  </w:r>
+                  <w:proofErr w:type="gramEnd"/>
+                  <w:r>
+                    <w:rPr>
+                      <w:b/>
+                      <w:bCs/>
+                      <w:sz w:val="6"/>
+                      <w:szCs w:val="6"/>
+                    </w:rPr>
+                    <w:t xml:space="preserve"> {{cargotrackingnumber_3}}</w:t>
                   </w:r>
                 </w:p>
               </w:tc>
@@ -2143,6 +2225,7 @@
                       <w:szCs w:val="6"/>
                     </w:rPr>
                   </w:pPr>
+                  <w:proofErr w:type="gramStart"/>
                   <w:r>
                     <w:rPr>
                       <w:b/>
@@ -2159,7 +2242,17 @@
                       <w:sz w:val="6"/>
                       <w:szCs w:val="6"/>
                     </w:rPr>
-                    <w:t xml:space="preserve"> : {{ordernumber_3}}</w:t>
+                    <w:t xml:space="preserve"> :</w:t>
+                  </w:r>
+                  <w:proofErr w:type="gramEnd"/>
+                  <w:r>
+                    <w:rPr>
+                      <w:b/>
+                      <w:bCs/>
+                      <w:sz w:val="6"/>
+                      <w:szCs w:val="6"/>
+                    </w:rPr>
+                    <w:t xml:space="preserve"> {{ordernumber_3}}</w:t>
                   </w:r>
                 </w:p>
               </w:tc>
@@ -2549,6 +2642,15 @@
                       <w:sz w:val="6"/>
                       <w:szCs w:val="6"/>
                     </w:rPr>
+                    <w:t xml:space="preserve">     </w:t>
+                  </w:r>
+                  <w:r>
+                    <w:rPr>
+                      <w:b/>
+                      <w:bCs/>
+                      <w:sz w:val="6"/>
+                      <w:szCs w:val="6"/>
+                    </w:rPr>
                     <w:t>{{barcode_4}}</w:t>
                   </w:r>
                 </w:p>
@@ -2838,6 +2940,7 @@
                       <w:szCs w:val="6"/>
                     </w:rPr>
                   </w:pPr>
+                  <w:proofErr w:type="gramStart"/>
                   <w:r>
                     <w:rPr>
                       <w:b/>
@@ -2854,7 +2957,17 @@
                       <w:sz w:val="6"/>
                       <w:szCs w:val="6"/>
                     </w:rPr>
-                    <w:t xml:space="preserve"> : {{cargotrackingnumber_4}}</w:t>
+                    <w:t xml:space="preserve"> :</w:t>
+                  </w:r>
+                  <w:proofErr w:type="gramEnd"/>
+                  <w:r>
+                    <w:rPr>
+                      <w:b/>
+                      <w:bCs/>
+                      <w:sz w:val="6"/>
+                      <w:szCs w:val="6"/>
+                    </w:rPr>
+                    <w:t xml:space="preserve"> {{cargotrackingnumber_4}}</w:t>
                   </w:r>
                 </w:p>
               </w:tc>
@@ -2874,6 +2987,7 @@
                       <w:szCs w:val="6"/>
                     </w:rPr>
                   </w:pPr>
+                  <w:proofErr w:type="gramStart"/>
                   <w:r>
                     <w:rPr>
                       <w:b/>
@@ -2890,7 +3004,17 @@
                       <w:sz w:val="6"/>
                       <w:szCs w:val="6"/>
                     </w:rPr>
-                    <w:t xml:space="preserve"> : {{ordernumber_4}}</w:t>
+                    <w:t xml:space="preserve"> :</w:t>
+                  </w:r>
+                  <w:proofErr w:type="gramEnd"/>
+                  <w:r>
+                    <w:rPr>
+                      <w:b/>
+                      <w:bCs/>
+                      <w:sz w:val="6"/>
+                      <w:szCs w:val="6"/>
+                    </w:rPr>
+                    <w:t xml:space="preserve"> {{ordernumber_4}}</w:t>
                   </w:r>
                 </w:p>
               </w:tc>
@@ -3274,6 +3398,15 @@
                       <w:sz w:val="6"/>
                       <w:szCs w:val="6"/>
                     </w:rPr>
+                    <w:t xml:space="preserve">     </w:t>
+                  </w:r>
+                  <w:r>
+                    <w:rPr>
+                      <w:b/>
+                      <w:bCs/>
+                      <w:sz w:val="6"/>
+                      <w:szCs w:val="6"/>
+                    </w:rPr>
                     <w:t>{{barcode_5}}</w:t>
                   </w:r>
                 </w:p>
@@ -3563,6 +3696,7 @@
                       <w:szCs w:val="6"/>
                     </w:rPr>
                   </w:pPr>
+                  <w:proofErr w:type="gramStart"/>
                   <w:r>
                     <w:rPr>
                       <w:b/>
@@ -3579,7 +3713,17 @@
                       <w:sz w:val="6"/>
                       <w:szCs w:val="6"/>
                     </w:rPr>
-                    <w:t xml:space="preserve"> : {{cargotrackingnumber_5}}</w:t>
+                    <w:t xml:space="preserve"> :</w:t>
+                  </w:r>
+                  <w:proofErr w:type="gramEnd"/>
+                  <w:r>
+                    <w:rPr>
+                      <w:b/>
+                      <w:bCs/>
+                      <w:sz w:val="6"/>
+                      <w:szCs w:val="6"/>
+                    </w:rPr>
+                    <w:t xml:space="preserve"> {{cargotrackingnumber_5}}</w:t>
                   </w:r>
                 </w:p>
               </w:tc>
@@ -3599,6 +3743,7 @@
                       <w:szCs w:val="6"/>
                     </w:rPr>
                   </w:pPr>
+                  <w:proofErr w:type="gramStart"/>
                   <w:r>
                     <w:rPr>
                       <w:b/>
@@ -3615,7 +3760,17 @@
                       <w:sz w:val="6"/>
                       <w:szCs w:val="6"/>
                     </w:rPr>
-                    <w:t xml:space="preserve"> : {{ordernumber_5}}</w:t>
+                    <w:t xml:space="preserve"> :</w:t>
+                  </w:r>
+                  <w:proofErr w:type="gramEnd"/>
+                  <w:r>
+                    <w:rPr>
+                      <w:b/>
+                      <w:bCs/>
+                      <w:sz w:val="6"/>
+                      <w:szCs w:val="6"/>
+                    </w:rPr>
+                    <w:t xml:space="preserve"> {{ordernumber_5}}</w:t>
                   </w:r>
                 </w:p>
               </w:tc>
@@ -3999,6 +4154,15 @@
                       <w:sz w:val="6"/>
                       <w:szCs w:val="6"/>
                     </w:rPr>
+                    <w:t xml:space="preserve">     </w:t>
+                  </w:r>
+                  <w:r>
+                    <w:rPr>
+                      <w:b/>
+                      <w:bCs/>
+                      <w:sz w:val="6"/>
+                      <w:szCs w:val="6"/>
+                    </w:rPr>
                     <w:t>{{barcode_6}}</w:t>
                   </w:r>
                 </w:p>
@@ -4288,6 +4452,7 @@
                       <w:szCs w:val="6"/>
                     </w:rPr>
                   </w:pPr>
+                  <w:proofErr w:type="gramStart"/>
                   <w:r>
                     <w:rPr>
                       <w:b/>
@@ -4304,7 +4469,17 @@
                       <w:sz w:val="6"/>
                       <w:szCs w:val="6"/>
                     </w:rPr>
-                    <w:t xml:space="preserve"> : {{cargotrackingnumber_6}}</w:t>
+                    <w:t xml:space="preserve"> :</w:t>
+                  </w:r>
+                  <w:proofErr w:type="gramEnd"/>
+                  <w:r>
+                    <w:rPr>
+                      <w:b/>
+                      <w:bCs/>
+                      <w:sz w:val="6"/>
+                      <w:szCs w:val="6"/>
+                    </w:rPr>
+                    <w:t xml:space="preserve"> {{cargotrackingnumber_6}}</w:t>
                   </w:r>
                 </w:p>
               </w:tc>
@@ -4324,6 +4499,7 @@
                       <w:szCs w:val="6"/>
                     </w:rPr>
                   </w:pPr>
+                  <w:proofErr w:type="gramStart"/>
                   <w:r>
                     <w:rPr>
                       <w:b/>
@@ -4340,7 +4516,17 @@
                       <w:sz w:val="6"/>
                       <w:szCs w:val="6"/>
                     </w:rPr>
-                    <w:t xml:space="preserve"> : {{ordernumber_6}}</w:t>
+                    <w:t xml:space="preserve"> :</w:t>
+                  </w:r>
+                  <w:proofErr w:type="gramEnd"/>
+                  <w:r>
+                    <w:rPr>
+                      <w:b/>
+                      <w:bCs/>
+                      <w:sz w:val="6"/>
+                      <w:szCs w:val="6"/>
+                    </w:rPr>
+                    <w:t xml:space="preserve"> {{ordernumber_6}}</w:t>
                   </w:r>
                 </w:p>
               </w:tc>
@@ -4730,6 +4916,15 @@
                       <w:sz w:val="6"/>
                       <w:szCs w:val="6"/>
                     </w:rPr>
+                    <w:t xml:space="preserve">     </w:t>
+                  </w:r>
+                  <w:r>
+                    <w:rPr>
+                      <w:b/>
+                      <w:bCs/>
+                      <w:sz w:val="6"/>
+                      <w:szCs w:val="6"/>
+                    </w:rPr>
                     <w:t>{{barcode_7}}</w:t>
                   </w:r>
                 </w:p>
@@ -5019,6 +5214,7 @@
                       <w:szCs w:val="6"/>
                     </w:rPr>
                   </w:pPr>
+                  <w:proofErr w:type="gramStart"/>
                   <w:r>
                     <w:rPr>
                       <w:b/>
@@ -5035,7 +5231,17 @@
                       <w:sz w:val="6"/>
                       <w:szCs w:val="6"/>
                     </w:rPr>
-                    <w:t xml:space="preserve"> : {{cargotrackingnumber_7}}</w:t>
+                    <w:t xml:space="preserve"> :</w:t>
+                  </w:r>
+                  <w:proofErr w:type="gramEnd"/>
+                  <w:r>
+                    <w:rPr>
+                      <w:b/>
+                      <w:bCs/>
+                      <w:sz w:val="6"/>
+                      <w:szCs w:val="6"/>
+                    </w:rPr>
+                    <w:t xml:space="preserve"> {{cargotrackingnumber_7}}</w:t>
                   </w:r>
                 </w:p>
               </w:tc>
@@ -5055,6 +5261,7 @@
                       <w:szCs w:val="6"/>
                     </w:rPr>
                   </w:pPr>
+                  <w:proofErr w:type="gramStart"/>
                   <w:r>
                     <w:rPr>
                       <w:b/>
@@ -5071,7 +5278,17 @@
                       <w:sz w:val="6"/>
                       <w:szCs w:val="6"/>
                     </w:rPr>
-                    <w:t xml:space="preserve"> : {{ordernumber_7}}</w:t>
+                    <w:t xml:space="preserve"> :</w:t>
+                  </w:r>
+                  <w:proofErr w:type="gramEnd"/>
+                  <w:r>
+                    <w:rPr>
+                      <w:b/>
+                      <w:bCs/>
+                      <w:sz w:val="6"/>
+                      <w:szCs w:val="6"/>
+                    </w:rPr>
+                    <w:t xml:space="preserve"> {{ordernumber_7}}</w:t>
                   </w:r>
                 </w:p>
               </w:tc>
@@ -5455,6 +5672,15 @@
                       <w:sz w:val="6"/>
                       <w:szCs w:val="6"/>
                     </w:rPr>
+                    <w:t xml:space="preserve">     </w:t>
+                  </w:r>
+                  <w:r>
+                    <w:rPr>
+                      <w:b/>
+                      <w:bCs/>
+                      <w:sz w:val="6"/>
+                      <w:szCs w:val="6"/>
+                    </w:rPr>
                     <w:t>{{barcode_8}}</w:t>
                   </w:r>
                 </w:p>
@@ -5744,6 +5970,7 @@
                       <w:szCs w:val="6"/>
                     </w:rPr>
                   </w:pPr>
+                  <w:proofErr w:type="gramStart"/>
                   <w:r>
                     <w:rPr>
                       <w:b/>
@@ -5760,7 +5987,17 @@
                       <w:sz w:val="6"/>
                       <w:szCs w:val="6"/>
                     </w:rPr>
-                    <w:t xml:space="preserve"> : {{cargotrackingnumber_8}}</w:t>
+                    <w:t xml:space="preserve"> :</w:t>
+                  </w:r>
+                  <w:proofErr w:type="gramEnd"/>
+                  <w:r>
+                    <w:rPr>
+                      <w:b/>
+                      <w:bCs/>
+                      <w:sz w:val="6"/>
+                      <w:szCs w:val="6"/>
+                    </w:rPr>
+                    <w:t xml:space="preserve"> {{cargotrackingnumber_8}}</w:t>
                   </w:r>
                 </w:p>
               </w:tc>
@@ -5780,6 +6017,7 @@
                       <w:szCs w:val="6"/>
                     </w:rPr>
                   </w:pPr>
+                  <w:proofErr w:type="gramStart"/>
                   <w:r>
                     <w:rPr>
                       <w:b/>
@@ -5796,7 +6034,17 @@
                       <w:sz w:val="6"/>
                       <w:szCs w:val="6"/>
                     </w:rPr>
-                    <w:t xml:space="preserve"> : {{ordernumber_8}}</w:t>
+                    <w:t xml:space="preserve"> :</w:t>
+                  </w:r>
+                  <w:proofErr w:type="gramEnd"/>
+                  <w:r>
+                    <w:rPr>
+                      <w:b/>
+                      <w:bCs/>
+                      <w:sz w:val="6"/>
+                      <w:szCs w:val="6"/>
+                    </w:rPr>
+                    <w:t xml:space="preserve"> {{ordernumber_8}}</w:t>
                   </w:r>
                 </w:p>
               </w:tc>
@@ -6180,6 +6428,15 @@
                       <w:sz w:val="6"/>
                       <w:szCs w:val="6"/>
                     </w:rPr>
+                    <w:t xml:space="preserve">     </w:t>
+                  </w:r>
+                  <w:r>
+                    <w:rPr>
+                      <w:b/>
+                      <w:bCs/>
+                      <w:sz w:val="6"/>
+                      <w:szCs w:val="6"/>
+                    </w:rPr>
                     <w:t>{{barcode_9}}</w:t>
                   </w:r>
                 </w:p>
@@ -6469,6 +6726,7 @@
                       <w:szCs w:val="6"/>
                     </w:rPr>
                   </w:pPr>
+                  <w:proofErr w:type="gramStart"/>
                   <w:r>
                     <w:rPr>
                       <w:b/>
@@ -6485,7 +6743,17 @@
                       <w:sz w:val="6"/>
                       <w:szCs w:val="6"/>
                     </w:rPr>
-                    <w:t xml:space="preserve"> : {{cargotrackingnumber_9}}</w:t>
+                    <w:t xml:space="preserve"> :</w:t>
+                  </w:r>
+                  <w:proofErr w:type="gramEnd"/>
+                  <w:r>
+                    <w:rPr>
+                      <w:b/>
+                      <w:bCs/>
+                      <w:sz w:val="6"/>
+                      <w:szCs w:val="6"/>
+                    </w:rPr>
+                    <w:t xml:space="preserve"> {{cargotrackingnumber_9}}</w:t>
                   </w:r>
                 </w:p>
               </w:tc>
@@ -6505,6 +6773,7 @@
                       <w:szCs w:val="6"/>
                     </w:rPr>
                   </w:pPr>
+                  <w:proofErr w:type="gramStart"/>
                   <w:r>
                     <w:rPr>
                       <w:b/>
@@ -6521,7 +6790,17 @@
                       <w:sz w:val="6"/>
                       <w:szCs w:val="6"/>
                     </w:rPr>
-                    <w:t xml:space="preserve"> : {{ordernumber_9}}</w:t>
+                    <w:t xml:space="preserve"> :</w:t>
+                  </w:r>
+                  <w:proofErr w:type="gramEnd"/>
+                  <w:r>
+                    <w:rPr>
+                      <w:b/>
+                      <w:bCs/>
+                      <w:sz w:val="6"/>
+                      <w:szCs w:val="6"/>
+                    </w:rPr>
+                    <w:t xml:space="preserve"> {{ordernumber_9}}</w:t>
                   </w:r>
                 </w:p>
               </w:tc>
@@ -6911,6 +7190,15 @@
                       <w:sz w:val="6"/>
                       <w:szCs w:val="6"/>
                     </w:rPr>
+                    <w:t xml:space="preserve">     </w:t>
+                  </w:r>
+                  <w:r>
+                    <w:rPr>
+                      <w:b/>
+                      <w:bCs/>
+                      <w:sz w:val="6"/>
+                      <w:szCs w:val="6"/>
+                    </w:rPr>
                     <w:t>{{barcode_10}}</w:t>
                   </w:r>
                 </w:p>
@@ -7200,6 +7488,7 @@
                       <w:szCs w:val="6"/>
                     </w:rPr>
                   </w:pPr>
+                  <w:proofErr w:type="gramStart"/>
                   <w:r>
                     <w:rPr>
                       <w:b/>
@@ -7216,7 +7505,17 @@
                       <w:sz w:val="6"/>
                       <w:szCs w:val="6"/>
                     </w:rPr>
-                    <w:t xml:space="preserve"> : {{cargotrackingnumber_10}}</w:t>
+                    <w:t xml:space="preserve"> :</w:t>
+                  </w:r>
+                  <w:proofErr w:type="gramEnd"/>
+                  <w:r>
+                    <w:rPr>
+                      <w:b/>
+                      <w:bCs/>
+                      <w:sz w:val="6"/>
+                      <w:szCs w:val="6"/>
+                    </w:rPr>
+                    <w:t xml:space="preserve"> {{cargotrackingnumber_10}}</w:t>
                   </w:r>
                 </w:p>
               </w:tc>
@@ -7236,6 +7535,7 @@
                       <w:szCs w:val="6"/>
                     </w:rPr>
                   </w:pPr>
+                  <w:proofErr w:type="gramStart"/>
                   <w:r>
                     <w:rPr>
                       <w:b/>
@@ -7252,7 +7552,17 @@
                       <w:sz w:val="6"/>
                       <w:szCs w:val="6"/>
                     </w:rPr>
-                    <w:t xml:space="preserve"> : {{ordernumber_10}}</w:t>
+                    <w:t xml:space="preserve"> :</w:t>
+                  </w:r>
+                  <w:proofErr w:type="gramEnd"/>
+                  <w:r>
+                    <w:rPr>
+                      <w:b/>
+                      <w:bCs/>
+                      <w:sz w:val="6"/>
+                      <w:szCs w:val="6"/>
+                    </w:rPr>
+                    <w:t xml:space="preserve"> {{ordernumber_10}}</w:t>
                   </w:r>
                 </w:p>
               </w:tc>
@@ -7636,6 +7946,15 @@
                       <w:sz w:val="6"/>
                       <w:szCs w:val="6"/>
                     </w:rPr>
+                    <w:t xml:space="preserve">     </w:t>
+                  </w:r>
+                  <w:r>
+                    <w:rPr>
+                      <w:b/>
+                      <w:bCs/>
+                      <w:sz w:val="6"/>
+                      <w:szCs w:val="6"/>
+                    </w:rPr>
                     <w:t>{{barcode_11}}</w:t>
                   </w:r>
                 </w:p>
@@ -7916,6 +8235,7 @@
                       <w:szCs w:val="6"/>
                     </w:rPr>
                   </w:pPr>
+                  <w:proofErr w:type="gramStart"/>
                   <w:r>
                     <w:rPr>
                       <w:b/>
@@ -7932,7 +8252,17 @@
                       <w:sz w:val="6"/>
                       <w:szCs w:val="6"/>
                     </w:rPr>
-                    <w:t xml:space="preserve"> : {{cargotrackingnumber_11}}</w:t>
+                    <w:t xml:space="preserve"> :</w:t>
+                  </w:r>
+                  <w:proofErr w:type="gramEnd"/>
+                  <w:r>
+                    <w:rPr>
+                      <w:b/>
+                      <w:bCs/>
+                      <w:sz w:val="6"/>
+                      <w:szCs w:val="6"/>
+                    </w:rPr>
+                    <w:t xml:space="preserve"> {{cargotrackingnumber_11}}</w:t>
                   </w:r>
                 </w:p>
               </w:tc>
@@ -7952,6 +8282,7 @@
                       <w:szCs w:val="6"/>
                     </w:rPr>
                   </w:pPr>
+                  <w:proofErr w:type="gramStart"/>
                   <w:r>
                     <w:rPr>
                       <w:b/>
@@ -7968,7 +8299,17 @@
                       <w:sz w:val="6"/>
                       <w:szCs w:val="6"/>
                     </w:rPr>
-                    <w:t xml:space="preserve"> : {{ordernumber_11}}</w:t>
+                    <w:t xml:space="preserve"> :</w:t>
+                  </w:r>
+                  <w:proofErr w:type="gramEnd"/>
+                  <w:r>
+                    <w:rPr>
+                      <w:b/>
+                      <w:bCs/>
+                      <w:sz w:val="6"/>
+                      <w:szCs w:val="6"/>
+                    </w:rPr>
+                    <w:t xml:space="preserve"> {{ordernumber_11}}</w:t>
                   </w:r>
                 </w:p>
               </w:tc>
@@ -8352,6 +8693,15 @@
                       <w:sz w:val="6"/>
                       <w:szCs w:val="6"/>
                     </w:rPr>
+                    <w:t xml:space="preserve">     </w:t>
+                  </w:r>
+                  <w:r>
+                    <w:rPr>
+                      <w:b/>
+                      <w:bCs/>
+                      <w:sz w:val="6"/>
+                      <w:szCs w:val="6"/>
+                    </w:rPr>
                     <w:t>{{barcode_12}}</w:t>
                   </w:r>
                 </w:p>
@@ -8641,6 +8991,7 @@
                       <w:szCs w:val="6"/>
                     </w:rPr>
                   </w:pPr>
+                  <w:proofErr w:type="gramStart"/>
                   <w:r>
                     <w:rPr>
                       <w:b/>
@@ -8657,7 +9008,17 @@
                       <w:sz w:val="6"/>
                       <w:szCs w:val="6"/>
                     </w:rPr>
-                    <w:t xml:space="preserve"> : {{cargotrackingnumber_12}}</w:t>
+                    <w:t xml:space="preserve"> :</w:t>
+                  </w:r>
+                  <w:proofErr w:type="gramEnd"/>
+                  <w:r>
+                    <w:rPr>
+                      <w:b/>
+                      <w:bCs/>
+                      <w:sz w:val="6"/>
+                      <w:szCs w:val="6"/>
+                    </w:rPr>
+                    <w:t xml:space="preserve"> {{cargotrackingnumber_12}}</w:t>
                   </w:r>
                 </w:p>
               </w:tc>
@@ -8677,6 +9038,7 @@
                       <w:szCs w:val="6"/>
                     </w:rPr>
                   </w:pPr>
+                  <w:proofErr w:type="gramStart"/>
                   <w:r>
                     <w:rPr>
                       <w:b/>
@@ -8693,7 +9055,17 @@
                       <w:sz w:val="6"/>
                       <w:szCs w:val="6"/>
                     </w:rPr>
-                    <w:t xml:space="preserve"> : {{ordernumber_12}}</w:t>
+                    <w:t xml:space="preserve"> :</w:t>
+                  </w:r>
+                  <w:proofErr w:type="gramEnd"/>
+                  <w:r>
+                    <w:rPr>
+                      <w:b/>
+                      <w:bCs/>
+                      <w:sz w:val="6"/>
+                      <w:szCs w:val="6"/>
+                    </w:rPr>
+                    <w:t xml:space="preserve"> {{ordernumber_12}}</w:t>
                   </w:r>
                 </w:p>
               </w:tc>
@@ -9083,6 +9455,15 @@
                       <w:sz w:val="6"/>
                       <w:szCs w:val="6"/>
                     </w:rPr>
+                    <w:t xml:space="preserve">     </w:t>
+                  </w:r>
+                  <w:r>
+                    <w:rPr>
+                      <w:b/>
+                      <w:bCs/>
+                      <w:sz w:val="6"/>
+                      <w:szCs w:val="6"/>
+                    </w:rPr>
                     <w:t>{{barcode_13}}</w:t>
                   </w:r>
                 </w:p>
@@ -9372,6 +9753,7 @@
                       <w:szCs w:val="6"/>
                     </w:rPr>
                   </w:pPr>
+                  <w:proofErr w:type="gramStart"/>
                   <w:r>
                     <w:rPr>
                       <w:b/>
@@ -9388,7 +9770,17 @@
                       <w:sz w:val="6"/>
                       <w:szCs w:val="6"/>
                     </w:rPr>
-                    <w:t xml:space="preserve"> : {{cargotrackingnumber_13}}</w:t>
+                    <w:t xml:space="preserve"> :</w:t>
+                  </w:r>
+                  <w:proofErr w:type="gramEnd"/>
+                  <w:r>
+                    <w:rPr>
+                      <w:b/>
+                      <w:bCs/>
+                      <w:sz w:val="6"/>
+                      <w:szCs w:val="6"/>
+                    </w:rPr>
+                    <w:t xml:space="preserve"> {{cargotrackingnumber_13}}</w:t>
                   </w:r>
                 </w:p>
               </w:tc>
@@ -9408,6 +9800,7 @@
                       <w:szCs w:val="6"/>
                     </w:rPr>
                   </w:pPr>
+                  <w:proofErr w:type="gramStart"/>
                   <w:r>
                     <w:rPr>
                       <w:b/>
@@ -9424,7 +9817,17 @@
                       <w:sz w:val="6"/>
                       <w:szCs w:val="6"/>
                     </w:rPr>
-                    <w:t xml:space="preserve"> : {{ordernumber_13}}</w:t>
+                    <w:t xml:space="preserve"> :</w:t>
+                  </w:r>
+                  <w:proofErr w:type="gramEnd"/>
+                  <w:r>
+                    <w:rPr>
+                      <w:b/>
+                      <w:bCs/>
+                      <w:sz w:val="6"/>
+                      <w:szCs w:val="6"/>
+                    </w:rPr>
+                    <w:t xml:space="preserve"> {{ordernumber_13}}</w:t>
                   </w:r>
                 </w:p>
               </w:tc>
@@ -9808,6 +10211,15 @@
                       <w:sz w:val="6"/>
                       <w:szCs w:val="6"/>
                     </w:rPr>
+                    <w:t xml:space="preserve">     </w:t>
+                  </w:r>
+                  <w:r>
+                    <w:rPr>
+                      <w:b/>
+                      <w:bCs/>
+                      <w:sz w:val="6"/>
+                      <w:szCs w:val="6"/>
+                    </w:rPr>
                     <w:t>{{barcode_14}}</w:t>
                   </w:r>
                 </w:p>
@@ -10088,6 +10500,7 @@
                       <w:szCs w:val="6"/>
                     </w:rPr>
                   </w:pPr>
+                  <w:proofErr w:type="gramStart"/>
                   <w:r>
                     <w:rPr>
                       <w:b/>
@@ -10104,7 +10517,17 @@
                       <w:sz w:val="6"/>
                       <w:szCs w:val="6"/>
                     </w:rPr>
-                    <w:t xml:space="preserve"> : {{cargotrackingnumber_14}}</w:t>
+                    <w:t xml:space="preserve"> :</w:t>
+                  </w:r>
+                  <w:proofErr w:type="gramEnd"/>
+                  <w:r>
+                    <w:rPr>
+                      <w:b/>
+                      <w:bCs/>
+                      <w:sz w:val="6"/>
+                      <w:szCs w:val="6"/>
+                    </w:rPr>
+                    <w:t xml:space="preserve"> {{cargotrackingnumber_14}}</w:t>
                   </w:r>
                 </w:p>
               </w:tc>
@@ -10124,6 +10547,7 @@
                       <w:szCs w:val="6"/>
                     </w:rPr>
                   </w:pPr>
+                  <w:proofErr w:type="gramStart"/>
                   <w:r>
                     <w:rPr>
                       <w:b/>
@@ -10140,7 +10564,17 @@
                       <w:sz w:val="6"/>
                       <w:szCs w:val="6"/>
                     </w:rPr>
-                    <w:t xml:space="preserve"> : {{ordernumber_14}}</w:t>
+                    <w:t xml:space="preserve"> :</w:t>
+                  </w:r>
+                  <w:proofErr w:type="gramEnd"/>
+                  <w:r>
+                    <w:rPr>
+                      <w:b/>
+                      <w:bCs/>
+                      <w:sz w:val="6"/>
+                      <w:szCs w:val="6"/>
+                    </w:rPr>
+                    <w:t xml:space="preserve"> {{ordernumber_14}}</w:t>
                   </w:r>
                 </w:p>
               </w:tc>
@@ -10524,6 +10958,15 @@
                       <w:sz w:val="6"/>
                       <w:szCs w:val="6"/>
                     </w:rPr>
+                    <w:t xml:space="preserve">     </w:t>
+                  </w:r>
+                  <w:r>
+                    <w:rPr>
+                      <w:b/>
+                      <w:bCs/>
+                      <w:sz w:val="6"/>
+                      <w:szCs w:val="6"/>
+                    </w:rPr>
                     <w:t>{{barcode_15}}</w:t>
                   </w:r>
                 </w:p>
@@ -10804,6 +11247,7 @@
                       <w:szCs w:val="6"/>
                     </w:rPr>
                   </w:pPr>
+                  <w:proofErr w:type="gramStart"/>
                   <w:r>
                     <w:rPr>
                       <w:b/>
@@ -10820,7 +11264,17 @@
                       <w:sz w:val="6"/>
                       <w:szCs w:val="6"/>
                     </w:rPr>
-                    <w:t xml:space="preserve"> : {{cargotrackingnumber_15}}</w:t>
+                    <w:t xml:space="preserve"> :</w:t>
+                  </w:r>
+                  <w:proofErr w:type="gramEnd"/>
+                  <w:r>
+                    <w:rPr>
+                      <w:b/>
+                      <w:bCs/>
+                      <w:sz w:val="6"/>
+                      <w:szCs w:val="6"/>
+                    </w:rPr>
+                    <w:t xml:space="preserve"> {{cargotrackingnumber_15}}</w:t>
                   </w:r>
                 </w:p>
               </w:tc>
@@ -10840,6 +11294,7 @@
                       <w:szCs w:val="6"/>
                     </w:rPr>
                   </w:pPr>
+                  <w:proofErr w:type="gramStart"/>
                   <w:r>
                     <w:rPr>
                       <w:b/>
@@ -10856,7 +11311,17 @@
                       <w:sz w:val="6"/>
                       <w:szCs w:val="6"/>
                     </w:rPr>
-                    <w:t xml:space="preserve"> : {{ordernumber_15}}</w:t>
+                    <w:t xml:space="preserve"> :</w:t>
+                  </w:r>
+                  <w:proofErr w:type="gramEnd"/>
+                  <w:r>
+                    <w:rPr>
+                      <w:b/>
+                      <w:bCs/>
+                      <w:sz w:val="6"/>
+                      <w:szCs w:val="6"/>
+                    </w:rPr>
+                    <w:t xml:space="preserve"> {{ordernumber_15}}</w:t>
                   </w:r>
                 </w:p>
               </w:tc>
@@ -11246,6 +11711,15 @@
                       <w:sz w:val="6"/>
                       <w:szCs w:val="6"/>
                     </w:rPr>
+                    <w:t xml:space="preserve">     </w:t>
+                  </w:r>
+                  <w:r>
+                    <w:rPr>
+                      <w:b/>
+                      <w:bCs/>
+                      <w:sz w:val="6"/>
+                      <w:szCs w:val="6"/>
+                    </w:rPr>
                     <w:t>{{barcode_16}}</w:t>
                   </w:r>
                 </w:p>
@@ -11526,6 +12000,7 @@
                       <w:szCs w:val="6"/>
                     </w:rPr>
                   </w:pPr>
+                  <w:proofErr w:type="gramStart"/>
                   <w:r>
                     <w:rPr>
                       <w:b/>
@@ -11542,7 +12017,17 @@
                       <w:sz w:val="6"/>
                       <w:szCs w:val="6"/>
                     </w:rPr>
-                    <w:t xml:space="preserve"> : {{cargotrackingnumber_16}}</w:t>
+                    <w:t xml:space="preserve"> :</w:t>
+                  </w:r>
+                  <w:proofErr w:type="gramEnd"/>
+                  <w:r>
+                    <w:rPr>
+                      <w:b/>
+                      <w:bCs/>
+                      <w:sz w:val="6"/>
+                      <w:szCs w:val="6"/>
+                    </w:rPr>
+                    <w:t xml:space="preserve"> {{cargotrackingnumber_16}}</w:t>
                   </w:r>
                 </w:p>
               </w:tc>
@@ -11562,6 +12047,7 @@
                       <w:szCs w:val="6"/>
                     </w:rPr>
                   </w:pPr>
+                  <w:proofErr w:type="gramStart"/>
                   <w:r>
                     <w:rPr>
                       <w:b/>
@@ -11578,7 +12064,17 @@
                       <w:sz w:val="6"/>
                       <w:szCs w:val="6"/>
                     </w:rPr>
-                    <w:t xml:space="preserve"> : {{ordernumber_16}}</w:t>
+                    <w:t xml:space="preserve"> :</w:t>
+                  </w:r>
+                  <w:proofErr w:type="gramEnd"/>
+                  <w:r>
+                    <w:rPr>
+                      <w:b/>
+                      <w:bCs/>
+                      <w:sz w:val="6"/>
+                      <w:szCs w:val="6"/>
+                    </w:rPr>
+                    <w:t xml:space="preserve"> {{ordernumber_16}}</w:t>
                   </w:r>
                 </w:p>
               </w:tc>
@@ -11962,6 +12458,15 @@
                       <w:sz w:val="6"/>
                       <w:szCs w:val="6"/>
                     </w:rPr>
+                    <w:t xml:space="preserve">     </w:t>
+                  </w:r>
+                  <w:r>
+                    <w:rPr>
+                      <w:b/>
+                      <w:bCs/>
+                      <w:sz w:val="6"/>
+                      <w:szCs w:val="6"/>
+                    </w:rPr>
                     <w:t>{{barcode_17}}</w:t>
                   </w:r>
                 </w:p>
@@ -12242,6 +12747,7 @@
                       <w:szCs w:val="6"/>
                     </w:rPr>
                   </w:pPr>
+                  <w:proofErr w:type="gramStart"/>
                   <w:r>
                     <w:rPr>
                       <w:b/>
@@ -12258,7 +12764,17 @@
                       <w:sz w:val="6"/>
                       <w:szCs w:val="6"/>
                     </w:rPr>
-                    <w:t xml:space="preserve"> : {{cargotrackingnumber_17}}</w:t>
+                    <w:t xml:space="preserve"> :</w:t>
+                  </w:r>
+                  <w:proofErr w:type="gramEnd"/>
+                  <w:r>
+                    <w:rPr>
+                      <w:b/>
+                      <w:bCs/>
+                      <w:sz w:val="6"/>
+                      <w:szCs w:val="6"/>
+                    </w:rPr>
+                    <w:t xml:space="preserve"> {{cargotrackingnumber_17}}</w:t>
                   </w:r>
                 </w:p>
               </w:tc>
@@ -12278,6 +12794,7 @@
                       <w:szCs w:val="6"/>
                     </w:rPr>
                   </w:pPr>
+                  <w:proofErr w:type="gramStart"/>
                   <w:r>
                     <w:rPr>
                       <w:b/>
@@ -12294,7 +12811,17 @@
                       <w:sz w:val="6"/>
                       <w:szCs w:val="6"/>
                     </w:rPr>
-                    <w:t xml:space="preserve"> : {{ordernumber_17}}</w:t>
+                    <w:t xml:space="preserve"> :</w:t>
+                  </w:r>
+                  <w:proofErr w:type="gramEnd"/>
+                  <w:r>
+                    <w:rPr>
+                      <w:b/>
+                      <w:bCs/>
+                      <w:sz w:val="6"/>
+                      <w:szCs w:val="6"/>
+                    </w:rPr>
+                    <w:t xml:space="preserve"> {{ordernumber_17}}</w:t>
                   </w:r>
                 </w:p>
               </w:tc>
@@ -12678,6 +13205,15 @@
                       <w:sz w:val="6"/>
                       <w:szCs w:val="6"/>
                     </w:rPr>
+                    <w:t xml:space="preserve">     </w:t>
+                  </w:r>
+                  <w:r>
+                    <w:rPr>
+                      <w:b/>
+                      <w:bCs/>
+                      <w:sz w:val="6"/>
+                      <w:szCs w:val="6"/>
+                    </w:rPr>
                     <w:t>{{barcode_18}}</w:t>
                   </w:r>
                 </w:p>
@@ -12958,6 +13494,7 @@
                       <w:szCs w:val="6"/>
                     </w:rPr>
                   </w:pPr>
+                  <w:proofErr w:type="gramStart"/>
                   <w:r>
                     <w:rPr>
                       <w:b/>
@@ -12974,7 +13511,17 @@
                       <w:sz w:val="6"/>
                       <w:szCs w:val="6"/>
                     </w:rPr>
-                    <w:t xml:space="preserve"> : {{cargotrackingnumber_18}}</w:t>
+                    <w:t xml:space="preserve"> :</w:t>
+                  </w:r>
+                  <w:proofErr w:type="gramEnd"/>
+                  <w:r>
+                    <w:rPr>
+                      <w:b/>
+                      <w:bCs/>
+                      <w:sz w:val="6"/>
+                      <w:szCs w:val="6"/>
+                    </w:rPr>
+                    <w:t xml:space="preserve"> {{cargotrackingnumber_18}}</w:t>
                   </w:r>
                 </w:p>
               </w:tc>
@@ -12994,6 +13541,7 @@
                       <w:szCs w:val="6"/>
                     </w:rPr>
                   </w:pPr>
+                  <w:proofErr w:type="gramStart"/>
                   <w:r>
                     <w:rPr>
                       <w:b/>
@@ -13010,7 +13558,17 @@
                       <w:sz w:val="6"/>
                       <w:szCs w:val="6"/>
                     </w:rPr>
-                    <w:t xml:space="preserve"> : {{ordernumber_18}}</w:t>
+                    <w:t xml:space="preserve"> :</w:t>
+                  </w:r>
+                  <w:proofErr w:type="gramEnd"/>
+                  <w:r>
+                    <w:rPr>
+                      <w:b/>
+                      <w:bCs/>
+                      <w:sz w:val="6"/>
+                      <w:szCs w:val="6"/>
+                    </w:rPr>
+                    <w:t xml:space="preserve"> {{ordernumber_18}}</w:t>
                   </w:r>
                 </w:p>
               </w:tc>
@@ -13400,6 +13958,15 @@
                       <w:sz w:val="6"/>
                       <w:szCs w:val="6"/>
                     </w:rPr>
+                    <w:t xml:space="preserve">     </w:t>
+                  </w:r>
+                  <w:r>
+                    <w:rPr>
+                      <w:b/>
+                      <w:bCs/>
+                      <w:sz w:val="6"/>
+                      <w:szCs w:val="6"/>
+                    </w:rPr>
                     <w:t>{{barcode_19}}</w:t>
                   </w:r>
                 </w:p>
@@ -13680,6 +14247,7 @@
                       <w:szCs w:val="6"/>
                     </w:rPr>
                   </w:pPr>
+                  <w:proofErr w:type="gramStart"/>
                   <w:r>
                     <w:rPr>
                       <w:b/>
@@ -13696,7 +14264,17 @@
                       <w:sz w:val="6"/>
                       <w:szCs w:val="6"/>
                     </w:rPr>
-                    <w:t xml:space="preserve"> : {{cargotrackingnumber_19}}</w:t>
+                    <w:t xml:space="preserve"> :</w:t>
+                  </w:r>
+                  <w:proofErr w:type="gramEnd"/>
+                  <w:r>
+                    <w:rPr>
+                      <w:b/>
+                      <w:bCs/>
+                      <w:sz w:val="6"/>
+                      <w:szCs w:val="6"/>
+                    </w:rPr>
+                    <w:t xml:space="preserve"> {{cargotrackingnumber_19}}</w:t>
                   </w:r>
                 </w:p>
               </w:tc>
@@ -13716,6 +14294,7 @@
                       <w:szCs w:val="6"/>
                     </w:rPr>
                   </w:pPr>
+                  <w:proofErr w:type="gramStart"/>
                   <w:r>
                     <w:rPr>
                       <w:b/>
@@ -13732,7 +14311,17 @@
                       <w:sz w:val="6"/>
                       <w:szCs w:val="6"/>
                     </w:rPr>
-                    <w:t xml:space="preserve"> : {{ordernumber_19}}</w:t>
+                    <w:t xml:space="preserve"> :</w:t>
+                  </w:r>
+                  <w:proofErr w:type="gramEnd"/>
+                  <w:r>
+                    <w:rPr>
+                      <w:b/>
+                      <w:bCs/>
+                      <w:sz w:val="6"/>
+                      <w:szCs w:val="6"/>
+                    </w:rPr>
+                    <w:t xml:space="preserve"> {{ordernumber_19}}</w:t>
                   </w:r>
                 </w:p>
               </w:tc>
@@ -14116,6 +14705,15 @@
                       <w:sz w:val="6"/>
                       <w:szCs w:val="6"/>
                     </w:rPr>
+                    <w:t xml:space="preserve">     </w:t>
+                  </w:r>
+                  <w:r>
+                    <w:rPr>
+                      <w:b/>
+                      <w:bCs/>
+                      <w:sz w:val="6"/>
+                      <w:szCs w:val="6"/>
+                    </w:rPr>
                     <w:t>{{barcode_20}}</w:t>
                   </w:r>
                 </w:p>
@@ -14396,6 +14994,7 @@
                       <w:szCs w:val="6"/>
                     </w:rPr>
                   </w:pPr>
+                  <w:proofErr w:type="gramStart"/>
                   <w:r>
                     <w:rPr>
                       <w:b/>
@@ -14412,7 +15011,17 @@
                       <w:sz w:val="6"/>
                       <w:szCs w:val="6"/>
                     </w:rPr>
-                    <w:t xml:space="preserve"> : {{cargotrackingnumber_20}}</w:t>
+                    <w:t xml:space="preserve"> :</w:t>
+                  </w:r>
+                  <w:proofErr w:type="gramEnd"/>
+                  <w:r>
+                    <w:rPr>
+                      <w:b/>
+                      <w:bCs/>
+                      <w:sz w:val="6"/>
+                      <w:szCs w:val="6"/>
+                    </w:rPr>
+                    <w:t xml:space="preserve"> {{cargotrackingnumber_20}}</w:t>
                   </w:r>
                 </w:p>
               </w:tc>
@@ -14432,6 +15041,7 @@
                       <w:szCs w:val="6"/>
                     </w:rPr>
                   </w:pPr>
+                  <w:proofErr w:type="gramStart"/>
                   <w:r>
                     <w:rPr>
                       <w:b/>
@@ -14448,7 +15058,17 @@
                       <w:sz w:val="6"/>
                       <w:szCs w:val="6"/>
                     </w:rPr>
-                    <w:t xml:space="preserve"> : {{ordernumber_20}}</w:t>
+                    <w:t xml:space="preserve"> :</w:t>
+                  </w:r>
+                  <w:proofErr w:type="gramEnd"/>
+                  <w:r>
+                    <w:rPr>
+                      <w:b/>
+                      <w:bCs/>
+                      <w:sz w:val="6"/>
+                      <w:szCs w:val="6"/>
+                    </w:rPr>
+                    <w:t xml:space="preserve"> {{ordernumber_20}}</w:t>
                   </w:r>
                 </w:p>
               </w:tc>
@@ -14832,6 +15452,15 @@
                       <w:sz w:val="6"/>
                       <w:szCs w:val="6"/>
                     </w:rPr>
+                    <w:t xml:space="preserve">     </w:t>
+                  </w:r>
+                  <w:r>
+                    <w:rPr>
+                      <w:b/>
+                      <w:bCs/>
+                      <w:sz w:val="6"/>
+                      <w:szCs w:val="6"/>
+                    </w:rPr>
                     <w:t>{{barcode_21}}</w:t>
                   </w:r>
                 </w:p>
@@ -15112,6 +15741,7 @@
                       <w:szCs w:val="6"/>
                     </w:rPr>
                   </w:pPr>
+                  <w:proofErr w:type="gramStart"/>
                   <w:r>
                     <w:rPr>
                       <w:b/>
@@ -15128,7 +15758,17 @@
                       <w:sz w:val="6"/>
                       <w:szCs w:val="6"/>
                     </w:rPr>
-                    <w:t xml:space="preserve"> : {{cargotrackingnumber_21}}</w:t>
+                    <w:t xml:space="preserve"> :</w:t>
+                  </w:r>
+                  <w:proofErr w:type="gramEnd"/>
+                  <w:r>
+                    <w:rPr>
+                      <w:b/>
+                      <w:bCs/>
+                      <w:sz w:val="6"/>
+                      <w:szCs w:val="6"/>
+                    </w:rPr>
+                    <w:t xml:space="preserve"> {{cargotrackingnumber_21}}</w:t>
                   </w:r>
                 </w:p>
               </w:tc>
@@ -15148,6 +15788,7 @@
                       <w:szCs w:val="6"/>
                     </w:rPr>
                   </w:pPr>
+                  <w:proofErr w:type="gramStart"/>
                   <w:r>
                     <w:rPr>
                       <w:b/>
@@ -15164,7 +15805,17 @@
                       <w:sz w:val="6"/>
                       <w:szCs w:val="6"/>
                     </w:rPr>
-                    <w:t xml:space="preserve"> : {{ordernumber_21}}</w:t>
+                    <w:t xml:space="preserve"> :</w:t>
+                  </w:r>
+                  <w:proofErr w:type="gramEnd"/>
+                  <w:r>
+                    <w:rPr>
+                      <w:b/>
+                      <w:bCs/>
+                      <w:sz w:val="6"/>
+                      <w:szCs w:val="6"/>
+                    </w:rPr>
+                    <w:t xml:space="preserve"> {{ordernumber_21}}</w:t>
                   </w:r>
                 </w:p>
               </w:tc>
@@ -15554,6 +16205,15 @@
                       <w:sz w:val="6"/>
                       <w:szCs w:val="6"/>
                     </w:rPr>
+                    <w:t xml:space="preserve">     </w:t>
+                  </w:r>
+                  <w:r>
+                    <w:rPr>
+                      <w:b/>
+                      <w:bCs/>
+                      <w:sz w:val="6"/>
+                      <w:szCs w:val="6"/>
+                    </w:rPr>
                     <w:t>{{barcode_22}}</w:t>
                   </w:r>
                 </w:p>
@@ -15834,6 +16494,7 @@
                       <w:szCs w:val="6"/>
                     </w:rPr>
                   </w:pPr>
+                  <w:proofErr w:type="gramStart"/>
                   <w:r>
                     <w:rPr>
                       <w:b/>
@@ -15850,7 +16511,17 @@
                       <w:sz w:val="6"/>
                       <w:szCs w:val="6"/>
                     </w:rPr>
-                    <w:t xml:space="preserve"> : {{cargotrackingnumber_22}}</w:t>
+                    <w:t xml:space="preserve"> :</w:t>
+                  </w:r>
+                  <w:proofErr w:type="gramEnd"/>
+                  <w:r>
+                    <w:rPr>
+                      <w:b/>
+                      <w:bCs/>
+                      <w:sz w:val="6"/>
+                      <w:szCs w:val="6"/>
+                    </w:rPr>
+                    <w:t xml:space="preserve"> {{cargotrackingnumber_22}}</w:t>
                   </w:r>
                 </w:p>
               </w:tc>
@@ -15870,6 +16541,7 @@
                       <w:szCs w:val="6"/>
                     </w:rPr>
                   </w:pPr>
+                  <w:proofErr w:type="gramStart"/>
                   <w:r>
                     <w:rPr>
                       <w:b/>
@@ -15886,7 +16558,17 @@
                       <w:sz w:val="6"/>
                       <w:szCs w:val="6"/>
                     </w:rPr>
-                    <w:t xml:space="preserve"> : {{ordernumber_22}}</w:t>
+                    <w:t xml:space="preserve"> :</w:t>
+                  </w:r>
+                  <w:proofErr w:type="gramEnd"/>
+                  <w:r>
+                    <w:rPr>
+                      <w:b/>
+                      <w:bCs/>
+                      <w:sz w:val="6"/>
+                      <w:szCs w:val="6"/>
+                    </w:rPr>
+                    <w:t xml:space="preserve"> {{ordernumber_22}}</w:t>
                   </w:r>
                 </w:p>
               </w:tc>
@@ -16270,6 +16952,15 @@
                       <w:sz w:val="6"/>
                       <w:szCs w:val="6"/>
                     </w:rPr>
+                    <w:t xml:space="preserve">     </w:t>
+                  </w:r>
+                  <w:r>
+                    <w:rPr>
+                      <w:b/>
+                      <w:bCs/>
+                      <w:sz w:val="6"/>
+                      <w:szCs w:val="6"/>
+                    </w:rPr>
                     <w:t>{{barcode_23}}</w:t>
                   </w:r>
                 </w:p>
@@ -16550,6 +17241,7 @@
                       <w:szCs w:val="6"/>
                     </w:rPr>
                   </w:pPr>
+                  <w:proofErr w:type="gramStart"/>
                   <w:r>
                     <w:rPr>
                       <w:b/>
@@ -16566,7 +17258,17 @@
                       <w:sz w:val="6"/>
                       <w:szCs w:val="6"/>
                     </w:rPr>
-                    <w:t xml:space="preserve"> : {{cargotrackingnumber_23}}</w:t>
+                    <w:t xml:space="preserve"> :</w:t>
+                  </w:r>
+                  <w:proofErr w:type="gramEnd"/>
+                  <w:r>
+                    <w:rPr>
+                      <w:b/>
+                      <w:bCs/>
+                      <w:sz w:val="6"/>
+                      <w:szCs w:val="6"/>
+                    </w:rPr>
+                    <w:t xml:space="preserve"> {{cargotrackingnumber_23}}</w:t>
                   </w:r>
                 </w:p>
               </w:tc>
@@ -16586,6 +17288,7 @@
                       <w:szCs w:val="6"/>
                     </w:rPr>
                   </w:pPr>
+                  <w:proofErr w:type="gramStart"/>
                   <w:r>
                     <w:rPr>
                       <w:b/>
@@ -16602,7 +17305,17 @@
                       <w:sz w:val="6"/>
                       <w:szCs w:val="6"/>
                     </w:rPr>
-                    <w:t xml:space="preserve"> : {{ordernumber_23}}</w:t>
+                    <w:t xml:space="preserve"> :</w:t>
+                  </w:r>
+                  <w:proofErr w:type="gramEnd"/>
+                  <w:r>
+                    <w:rPr>
+                      <w:b/>
+                      <w:bCs/>
+                      <w:sz w:val="6"/>
+                      <w:szCs w:val="6"/>
+                    </w:rPr>
+                    <w:t xml:space="preserve"> {{ordernumber_23}}</w:t>
                   </w:r>
                 </w:p>
               </w:tc>
@@ -16986,6 +17699,15 @@
                       <w:sz w:val="6"/>
                       <w:szCs w:val="6"/>
                     </w:rPr>
+                    <w:t xml:space="preserve">     </w:t>
+                  </w:r>
+                  <w:r>
+                    <w:rPr>
+                      <w:b/>
+                      <w:bCs/>
+                      <w:sz w:val="6"/>
+                      <w:szCs w:val="6"/>
+                    </w:rPr>
                     <w:t>{{barcode_24}}</w:t>
                   </w:r>
                 </w:p>
@@ -17266,6 +17988,7 @@
                       <w:szCs w:val="6"/>
                     </w:rPr>
                   </w:pPr>
+                  <w:proofErr w:type="gramStart"/>
                   <w:r>
                     <w:rPr>
                       <w:b/>
@@ -17282,7 +18005,17 @@
                       <w:sz w:val="6"/>
                       <w:szCs w:val="6"/>
                     </w:rPr>
-                    <w:t xml:space="preserve"> : {{cargotrackingnumber_24}}</w:t>
+                    <w:t xml:space="preserve"> :</w:t>
+                  </w:r>
+                  <w:proofErr w:type="gramEnd"/>
+                  <w:r>
+                    <w:rPr>
+                      <w:b/>
+                      <w:bCs/>
+                      <w:sz w:val="6"/>
+                      <w:szCs w:val="6"/>
+                    </w:rPr>
+                    <w:t xml:space="preserve"> {{cargotrackingnumber_24}}</w:t>
                   </w:r>
                 </w:p>
               </w:tc>
@@ -17302,6 +18035,7 @@
                       <w:szCs w:val="6"/>
                     </w:rPr>
                   </w:pPr>
+                  <w:proofErr w:type="gramStart"/>
                   <w:r>
                     <w:rPr>
                       <w:b/>
@@ -17318,7 +18052,17 @@
                       <w:sz w:val="6"/>
                       <w:szCs w:val="6"/>
                     </w:rPr>
-                    <w:t xml:space="preserve"> : {{ordernumber_24}}</w:t>
+                    <w:t xml:space="preserve"> :</w:t>
+                  </w:r>
+                  <w:proofErr w:type="gramEnd"/>
+                  <w:r>
+                    <w:rPr>
+                      <w:b/>
+                      <w:bCs/>
+                      <w:sz w:val="6"/>
+                      <w:szCs w:val="6"/>
+                    </w:rPr>
+                    <w:t xml:space="preserve"> {{ordernumber_24}}</w:t>
                   </w:r>
                 </w:p>
               </w:tc>

--- a/_internal/Labels/assets/TANEX_2736.docx
+++ b/_internal/Labels/assets/TANEX_2736.docx
@@ -483,7 +483,6 @@
                       <w:szCs w:val="6"/>
                     </w:rPr>
                   </w:pPr>
-                  <w:proofErr w:type="gramStart"/>
                   <w:r>
                     <w:rPr>
                       <w:b/>
@@ -500,17 +499,7 @@
                       <w:sz w:val="6"/>
                       <w:szCs w:val="6"/>
                     </w:rPr>
-                    <w:t xml:space="preserve"> :</w:t>
-                  </w:r>
-                  <w:proofErr w:type="gramEnd"/>
-                  <w:r>
-                    <w:rPr>
-                      <w:b/>
-                      <w:bCs/>
-                      <w:sz w:val="6"/>
-                      <w:szCs w:val="6"/>
-                    </w:rPr>
-                    <w:t xml:space="preserve"> {{cargotrackingnumber_</w:t>
+                    <w:t xml:space="preserve"> : {{cargotrackingnumber_</w:t>
                   </w:r>
                   <w:r>
                     <w:rPr>
@@ -548,7 +537,6 @@
                       <w:szCs w:val="6"/>
                     </w:rPr>
                   </w:pPr>
-                  <w:proofErr w:type="gramStart"/>
                   <w:r>
                     <w:rPr>
                       <w:b/>
@@ -565,17 +553,7 @@
                       <w:sz w:val="6"/>
                       <w:szCs w:val="6"/>
                     </w:rPr>
-                    <w:t xml:space="preserve"> :</w:t>
-                  </w:r>
-                  <w:proofErr w:type="gramEnd"/>
-                  <w:r>
-                    <w:rPr>
-                      <w:b/>
-                      <w:bCs/>
-                      <w:sz w:val="6"/>
-                      <w:szCs w:val="6"/>
-                    </w:rPr>
-                    <w:t xml:space="preserve"> {{ordernumber_</w:t>
+                    <w:t xml:space="preserve"> : {{ordernumber_</w:t>
                   </w:r>
                   <w:r>
                     <w:rPr>
@@ -1431,7 +1409,6 @@
                       <w:szCs w:val="6"/>
                     </w:rPr>
                   </w:pPr>
-                  <w:proofErr w:type="gramStart"/>
                   <w:r>
                     <w:rPr>
                       <w:b/>
@@ -1448,17 +1425,7 @@
                       <w:sz w:val="6"/>
                       <w:szCs w:val="6"/>
                     </w:rPr>
-                    <w:t xml:space="preserve"> :</w:t>
-                  </w:r>
-                  <w:proofErr w:type="gramEnd"/>
-                  <w:r>
-                    <w:rPr>
-                      <w:b/>
-                      <w:bCs/>
-                      <w:sz w:val="6"/>
-                      <w:szCs w:val="6"/>
-                    </w:rPr>
-                    <w:t xml:space="preserve"> {{cargotrackingnumber_2}}</w:t>
+                    <w:t xml:space="preserve"> : {{cargotrackingnumber_2}}</w:t>
                   </w:r>
                 </w:p>
               </w:tc>
@@ -1478,7 +1445,6 @@
                       <w:szCs w:val="6"/>
                     </w:rPr>
                   </w:pPr>
-                  <w:proofErr w:type="gramStart"/>
                   <w:r>
                     <w:rPr>
                       <w:b/>
@@ -1495,17 +1461,7 @@
                       <w:sz w:val="6"/>
                       <w:szCs w:val="6"/>
                     </w:rPr>
-                    <w:t xml:space="preserve"> :</w:t>
-                  </w:r>
-                  <w:proofErr w:type="gramEnd"/>
-                  <w:r>
-                    <w:rPr>
-                      <w:b/>
-                      <w:bCs/>
-                      <w:sz w:val="6"/>
-                      <w:szCs w:val="6"/>
-                    </w:rPr>
-                    <w:t xml:space="preserve"> {{ordernumber_2}}</w:t>
+                    <w:t xml:space="preserve"> : {{ordernumber_2}}</w:t>
                   </w:r>
                 </w:p>
               </w:tc>
@@ -2178,7 +2134,6 @@
                       <w:szCs w:val="6"/>
                     </w:rPr>
                   </w:pPr>
-                  <w:proofErr w:type="gramStart"/>
                   <w:r>
                     <w:rPr>
                       <w:b/>
@@ -2195,17 +2150,7 @@
                       <w:sz w:val="6"/>
                       <w:szCs w:val="6"/>
                     </w:rPr>
-                    <w:t xml:space="preserve"> :</w:t>
-                  </w:r>
-                  <w:proofErr w:type="gramEnd"/>
-                  <w:r>
-                    <w:rPr>
-                      <w:b/>
-                      <w:bCs/>
-                      <w:sz w:val="6"/>
-                      <w:szCs w:val="6"/>
-                    </w:rPr>
-                    <w:t xml:space="preserve"> {{cargotrackingnumber_3}}</w:t>
+                    <w:t xml:space="preserve"> : {{cargotrackingnumber_3}}</w:t>
                   </w:r>
                 </w:p>
               </w:tc>
@@ -2225,7 +2170,6 @@
                       <w:szCs w:val="6"/>
                     </w:rPr>
                   </w:pPr>
-                  <w:proofErr w:type="gramStart"/>
                   <w:r>
                     <w:rPr>
                       <w:b/>
@@ -2242,17 +2186,7 @@
                       <w:sz w:val="6"/>
                       <w:szCs w:val="6"/>
                     </w:rPr>
-                    <w:t xml:space="preserve"> :</w:t>
-                  </w:r>
-                  <w:proofErr w:type="gramEnd"/>
-                  <w:r>
-                    <w:rPr>
-                      <w:b/>
-                      <w:bCs/>
-                      <w:sz w:val="6"/>
-                      <w:szCs w:val="6"/>
-                    </w:rPr>
-                    <w:t xml:space="preserve"> {{ordernumber_3}}</w:t>
+                    <w:t xml:space="preserve"> : {{ordernumber_3}}</w:t>
                   </w:r>
                 </w:p>
               </w:tc>
@@ -2940,7 +2874,6 @@
                       <w:szCs w:val="6"/>
                     </w:rPr>
                   </w:pPr>
-                  <w:proofErr w:type="gramStart"/>
                   <w:r>
                     <w:rPr>
                       <w:b/>
@@ -2957,17 +2890,7 @@
                       <w:sz w:val="6"/>
                       <w:szCs w:val="6"/>
                     </w:rPr>
-                    <w:t xml:space="preserve"> :</w:t>
-                  </w:r>
-                  <w:proofErr w:type="gramEnd"/>
-                  <w:r>
-                    <w:rPr>
-                      <w:b/>
-                      <w:bCs/>
-                      <w:sz w:val="6"/>
-                      <w:szCs w:val="6"/>
-                    </w:rPr>
-                    <w:t xml:space="preserve"> {{cargotrackingnumber_4}}</w:t>
+                    <w:t xml:space="preserve"> : {{cargotrackingnumber_4}}</w:t>
                   </w:r>
                 </w:p>
               </w:tc>
@@ -2987,7 +2910,6 @@
                       <w:szCs w:val="6"/>
                     </w:rPr>
                   </w:pPr>
-                  <w:proofErr w:type="gramStart"/>
                   <w:r>
                     <w:rPr>
                       <w:b/>
@@ -3004,17 +2926,7 @@
                       <w:sz w:val="6"/>
                       <w:szCs w:val="6"/>
                     </w:rPr>
-                    <w:t xml:space="preserve"> :</w:t>
-                  </w:r>
-                  <w:proofErr w:type="gramEnd"/>
-                  <w:r>
-                    <w:rPr>
-                      <w:b/>
-                      <w:bCs/>
-                      <w:sz w:val="6"/>
-                      <w:szCs w:val="6"/>
-                    </w:rPr>
-                    <w:t xml:space="preserve"> {{ordernumber_4}}</w:t>
+                    <w:t xml:space="preserve"> : {{ordernumber_4}}</w:t>
                   </w:r>
                 </w:p>
               </w:tc>
@@ -3696,7 +3608,6 @@
                       <w:szCs w:val="6"/>
                     </w:rPr>
                   </w:pPr>
-                  <w:proofErr w:type="gramStart"/>
                   <w:r>
                     <w:rPr>
                       <w:b/>
@@ -3713,17 +3624,7 @@
                       <w:sz w:val="6"/>
                       <w:szCs w:val="6"/>
                     </w:rPr>
-                    <w:t xml:space="preserve"> :</w:t>
-                  </w:r>
-                  <w:proofErr w:type="gramEnd"/>
-                  <w:r>
-                    <w:rPr>
-                      <w:b/>
-                      <w:bCs/>
-                      <w:sz w:val="6"/>
-                      <w:szCs w:val="6"/>
-                    </w:rPr>
-                    <w:t xml:space="preserve"> {{cargotrackingnumber_5}}</w:t>
+                    <w:t xml:space="preserve"> : {{cargotrackingnumber_5}}</w:t>
                   </w:r>
                 </w:p>
               </w:tc>
@@ -3743,7 +3644,6 @@
                       <w:szCs w:val="6"/>
                     </w:rPr>
                   </w:pPr>
-                  <w:proofErr w:type="gramStart"/>
                   <w:r>
                     <w:rPr>
                       <w:b/>
@@ -3760,17 +3660,7 @@
                       <w:sz w:val="6"/>
                       <w:szCs w:val="6"/>
                     </w:rPr>
-                    <w:t xml:space="preserve"> :</w:t>
-                  </w:r>
-                  <w:proofErr w:type="gramEnd"/>
-                  <w:r>
-                    <w:rPr>
-                      <w:b/>
-                      <w:bCs/>
-                      <w:sz w:val="6"/>
-                      <w:szCs w:val="6"/>
-                    </w:rPr>
-                    <w:t xml:space="preserve"> {{ordernumber_5}}</w:t>
+                    <w:t xml:space="preserve"> : {{ordernumber_5}}</w:t>
                   </w:r>
                 </w:p>
               </w:tc>
@@ -4452,7 +4342,6 @@
                       <w:szCs w:val="6"/>
                     </w:rPr>
                   </w:pPr>
-                  <w:proofErr w:type="gramStart"/>
                   <w:r>
                     <w:rPr>
                       <w:b/>
@@ -4469,17 +4358,7 @@
                       <w:sz w:val="6"/>
                       <w:szCs w:val="6"/>
                     </w:rPr>
-                    <w:t xml:space="preserve"> :</w:t>
-                  </w:r>
-                  <w:proofErr w:type="gramEnd"/>
-                  <w:r>
-                    <w:rPr>
-                      <w:b/>
-                      <w:bCs/>
-                      <w:sz w:val="6"/>
-                      <w:szCs w:val="6"/>
-                    </w:rPr>
-                    <w:t xml:space="preserve"> {{cargotrackingnumber_6}}</w:t>
+                    <w:t xml:space="preserve"> : {{cargotrackingnumber_6}}</w:t>
                   </w:r>
                 </w:p>
               </w:tc>
@@ -4499,7 +4378,6 @@
                       <w:szCs w:val="6"/>
                     </w:rPr>
                   </w:pPr>
-                  <w:proofErr w:type="gramStart"/>
                   <w:r>
                     <w:rPr>
                       <w:b/>
@@ -4516,17 +4394,7 @@
                       <w:sz w:val="6"/>
                       <w:szCs w:val="6"/>
                     </w:rPr>
-                    <w:t xml:space="preserve"> :</w:t>
-                  </w:r>
-                  <w:proofErr w:type="gramEnd"/>
-                  <w:r>
-                    <w:rPr>
-                      <w:b/>
-                      <w:bCs/>
-                      <w:sz w:val="6"/>
-                      <w:szCs w:val="6"/>
-                    </w:rPr>
-                    <w:t xml:space="preserve"> {{ordernumber_6}}</w:t>
+                    <w:t xml:space="preserve"> : {{ordernumber_6}}</w:t>
                   </w:r>
                 </w:p>
               </w:tc>
@@ -5214,7 +5082,6 @@
                       <w:szCs w:val="6"/>
                     </w:rPr>
                   </w:pPr>
-                  <w:proofErr w:type="gramStart"/>
                   <w:r>
                     <w:rPr>
                       <w:b/>
@@ -5231,17 +5098,7 @@
                       <w:sz w:val="6"/>
                       <w:szCs w:val="6"/>
                     </w:rPr>
-                    <w:t xml:space="preserve"> :</w:t>
-                  </w:r>
-                  <w:proofErr w:type="gramEnd"/>
-                  <w:r>
-                    <w:rPr>
-                      <w:b/>
-                      <w:bCs/>
-                      <w:sz w:val="6"/>
-                      <w:szCs w:val="6"/>
-                    </w:rPr>
-                    <w:t xml:space="preserve"> {{cargotrackingnumber_7}}</w:t>
+                    <w:t xml:space="preserve"> : {{cargotrackingnumber_7}}</w:t>
                   </w:r>
                 </w:p>
               </w:tc>
@@ -5261,7 +5118,6 @@
                       <w:szCs w:val="6"/>
                     </w:rPr>
                   </w:pPr>
-                  <w:proofErr w:type="gramStart"/>
                   <w:r>
                     <w:rPr>
                       <w:b/>
@@ -5278,17 +5134,7 @@
                       <w:sz w:val="6"/>
                       <w:szCs w:val="6"/>
                     </w:rPr>
-                    <w:t xml:space="preserve"> :</w:t>
-                  </w:r>
-                  <w:proofErr w:type="gramEnd"/>
-                  <w:r>
-                    <w:rPr>
-                      <w:b/>
-                      <w:bCs/>
-                      <w:sz w:val="6"/>
-                      <w:szCs w:val="6"/>
-                    </w:rPr>
-                    <w:t xml:space="preserve"> {{ordernumber_7}}</w:t>
+                    <w:t xml:space="preserve"> : {{ordernumber_7}}</w:t>
                   </w:r>
                 </w:p>
               </w:tc>
@@ -5970,7 +5816,6 @@
                       <w:szCs w:val="6"/>
                     </w:rPr>
                   </w:pPr>
-                  <w:proofErr w:type="gramStart"/>
                   <w:r>
                     <w:rPr>
                       <w:b/>
@@ -5987,17 +5832,7 @@
                       <w:sz w:val="6"/>
                       <w:szCs w:val="6"/>
                     </w:rPr>
-                    <w:t xml:space="preserve"> :</w:t>
-                  </w:r>
-                  <w:proofErr w:type="gramEnd"/>
-                  <w:r>
-                    <w:rPr>
-                      <w:b/>
-                      <w:bCs/>
-                      <w:sz w:val="6"/>
-                      <w:szCs w:val="6"/>
-                    </w:rPr>
-                    <w:t xml:space="preserve"> {{cargotrackingnumber_8}}</w:t>
+                    <w:t xml:space="preserve"> : {{cargotrackingnumber_8}}</w:t>
                   </w:r>
                 </w:p>
               </w:tc>
@@ -6017,7 +5852,6 @@
                       <w:szCs w:val="6"/>
                     </w:rPr>
                   </w:pPr>
-                  <w:proofErr w:type="gramStart"/>
                   <w:r>
                     <w:rPr>
                       <w:b/>
@@ -6034,17 +5868,7 @@
                       <w:sz w:val="6"/>
                       <w:szCs w:val="6"/>
                     </w:rPr>
-                    <w:t xml:space="preserve"> :</w:t>
-                  </w:r>
-                  <w:proofErr w:type="gramEnd"/>
-                  <w:r>
-                    <w:rPr>
-                      <w:b/>
-                      <w:bCs/>
-                      <w:sz w:val="6"/>
-                      <w:szCs w:val="6"/>
-                    </w:rPr>
-                    <w:t xml:space="preserve"> {{ordernumber_8}}</w:t>
+                    <w:t xml:space="preserve"> : {{ordernumber_8}}</w:t>
                   </w:r>
                 </w:p>
               </w:tc>
@@ -6726,7 +6550,6 @@
                       <w:szCs w:val="6"/>
                     </w:rPr>
                   </w:pPr>
-                  <w:proofErr w:type="gramStart"/>
                   <w:r>
                     <w:rPr>
                       <w:b/>
@@ -6743,17 +6566,7 @@
                       <w:sz w:val="6"/>
                       <w:szCs w:val="6"/>
                     </w:rPr>
-                    <w:t xml:space="preserve"> :</w:t>
-                  </w:r>
-                  <w:proofErr w:type="gramEnd"/>
-                  <w:r>
-                    <w:rPr>
-                      <w:b/>
-                      <w:bCs/>
-                      <w:sz w:val="6"/>
-                      <w:szCs w:val="6"/>
-                    </w:rPr>
-                    <w:t xml:space="preserve"> {{cargotrackingnumber_9}}</w:t>
+                    <w:t xml:space="preserve"> : {{cargotrackingnumber_9}}</w:t>
                   </w:r>
                 </w:p>
               </w:tc>
@@ -6773,7 +6586,6 @@
                       <w:szCs w:val="6"/>
                     </w:rPr>
                   </w:pPr>
-                  <w:proofErr w:type="gramStart"/>
                   <w:r>
                     <w:rPr>
                       <w:b/>
@@ -6790,17 +6602,7 @@
                       <w:sz w:val="6"/>
                       <w:szCs w:val="6"/>
                     </w:rPr>
-                    <w:t xml:space="preserve"> :</w:t>
-                  </w:r>
-                  <w:proofErr w:type="gramEnd"/>
-                  <w:r>
-                    <w:rPr>
-                      <w:b/>
-                      <w:bCs/>
-                      <w:sz w:val="6"/>
-                      <w:szCs w:val="6"/>
-                    </w:rPr>
-                    <w:t xml:space="preserve"> {{ordernumber_9}}</w:t>
+                    <w:t xml:space="preserve"> : {{ordernumber_9}}</w:t>
                   </w:r>
                 </w:p>
               </w:tc>
@@ -7488,7 +7290,6 @@
                       <w:szCs w:val="6"/>
                     </w:rPr>
                   </w:pPr>
-                  <w:proofErr w:type="gramStart"/>
                   <w:r>
                     <w:rPr>
                       <w:b/>
@@ -7505,17 +7306,7 @@
                       <w:sz w:val="6"/>
                       <w:szCs w:val="6"/>
                     </w:rPr>
-                    <w:t xml:space="preserve"> :</w:t>
-                  </w:r>
-                  <w:proofErr w:type="gramEnd"/>
-                  <w:r>
-                    <w:rPr>
-                      <w:b/>
-                      <w:bCs/>
-                      <w:sz w:val="6"/>
-                      <w:szCs w:val="6"/>
-                    </w:rPr>
-                    <w:t xml:space="preserve"> {{cargotrackingnumber_10}}</w:t>
+                    <w:t xml:space="preserve"> : {{cargotrackingnumber_10}}</w:t>
                   </w:r>
                 </w:p>
               </w:tc>
@@ -7535,7 +7326,6 @@
                       <w:szCs w:val="6"/>
                     </w:rPr>
                   </w:pPr>
-                  <w:proofErr w:type="gramStart"/>
                   <w:r>
                     <w:rPr>
                       <w:b/>
@@ -7552,17 +7342,7 @@
                       <w:sz w:val="6"/>
                       <w:szCs w:val="6"/>
                     </w:rPr>
-                    <w:t xml:space="preserve"> :</w:t>
-                  </w:r>
-                  <w:proofErr w:type="gramEnd"/>
-                  <w:r>
-                    <w:rPr>
-                      <w:b/>
-                      <w:bCs/>
-                      <w:sz w:val="6"/>
-                      <w:szCs w:val="6"/>
-                    </w:rPr>
-                    <w:t xml:space="preserve"> {{ordernumber_10}}</w:t>
+                    <w:t xml:space="preserve"> : {{ordernumber_10}}</w:t>
                   </w:r>
                 </w:p>
               </w:tc>
@@ -8235,7 +8015,6 @@
                       <w:szCs w:val="6"/>
                     </w:rPr>
                   </w:pPr>
-                  <w:proofErr w:type="gramStart"/>
                   <w:r>
                     <w:rPr>
                       <w:b/>
@@ -8252,17 +8031,7 @@
                       <w:sz w:val="6"/>
                       <w:szCs w:val="6"/>
                     </w:rPr>
-                    <w:t xml:space="preserve"> :</w:t>
-                  </w:r>
-                  <w:proofErr w:type="gramEnd"/>
-                  <w:r>
-                    <w:rPr>
-                      <w:b/>
-                      <w:bCs/>
-                      <w:sz w:val="6"/>
-                      <w:szCs w:val="6"/>
-                    </w:rPr>
-                    <w:t xml:space="preserve"> {{cargotrackingnumber_11}}</w:t>
+                    <w:t xml:space="preserve"> : {{cargotrackingnumber_11}}</w:t>
                   </w:r>
                 </w:p>
               </w:tc>
@@ -8282,7 +8051,6 @@
                       <w:szCs w:val="6"/>
                     </w:rPr>
                   </w:pPr>
-                  <w:proofErr w:type="gramStart"/>
                   <w:r>
                     <w:rPr>
                       <w:b/>
@@ -8299,17 +8067,7 @@
                       <w:sz w:val="6"/>
                       <w:szCs w:val="6"/>
                     </w:rPr>
-                    <w:t xml:space="preserve"> :</w:t>
-                  </w:r>
-                  <w:proofErr w:type="gramEnd"/>
-                  <w:r>
-                    <w:rPr>
-                      <w:b/>
-                      <w:bCs/>
-                      <w:sz w:val="6"/>
-                      <w:szCs w:val="6"/>
-                    </w:rPr>
-                    <w:t xml:space="preserve"> {{ordernumber_11}}</w:t>
+                    <w:t xml:space="preserve"> : {{ordernumber_11}}</w:t>
                   </w:r>
                 </w:p>
               </w:tc>
@@ -8991,7 +8749,6 @@
                       <w:szCs w:val="6"/>
                     </w:rPr>
                   </w:pPr>
-                  <w:proofErr w:type="gramStart"/>
                   <w:r>
                     <w:rPr>
                       <w:b/>
@@ -9008,17 +8765,7 @@
                       <w:sz w:val="6"/>
                       <w:szCs w:val="6"/>
                     </w:rPr>
-                    <w:t xml:space="preserve"> :</w:t>
-                  </w:r>
-                  <w:proofErr w:type="gramEnd"/>
-                  <w:r>
-                    <w:rPr>
-                      <w:b/>
-                      <w:bCs/>
-                      <w:sz w:val="6"/>
-                      <w:szCs w:val="6"/>
-                    </w:rPr>
-                    <w:t xml:space="preserve"> {{cargotrackingnumber_12}}</w:t>
+                    <w:t xml:space="preserve"> : {{cargotrackingnumber_12}}</w:t>
                   </w:r>
                 </w:p>
               </w:tc>
@@ -9038,7 +8785,6 @@
                       <w:szCs w:val="6"/>
                     </w:rPr>
                   </w:pPr>
-                  <w:proofErr w:type="gramStart"/>
                   <w:r>
                     <w:rPr>
                       <w:b/>
@@ -9055,17 +8801,7 @@
                       <w:sz w:val="6"/>
                       <w:szCs w:val="6"/>
                     </w:rPr>
-                    <w:t xml:space="preserve"> :</w:t>
-                  </w:r>
-                  <w:proofErr w:type="gramEnd"/>
-                  <w:r>
-                    <w:rPr>
-                      <w:b/>
-                      <w:bCs/>
-                      <w:sz w:val="6"/>
-                      <w:szCs w:val="6"/>
-                    </w:rPr>
-                    <w:t xml:space="preserve"> {{ordernumber_12}}</w:t>
+                    <w:t xml:space="preserve"> : {{ordernumber_12}}</w:t>
                   </w:r>
                 </w:p>
               </w:tc>
@@ -9753,7 +9489,6 @@
                       <w:szCs w:val="6"/>
                     </w:rPr>
                   </w:pPr>
-                  <w:proofErr w:type="gramStart"/>
                   <w:r>
                     <w:rPr>
                       <w:b/>
@@ -9770,17 +9505,7 @@
                       <w:sz w:val="6"/>
                       <w:szCs w:val="6"/>
                     </w:rPr>
-                    <w:t xml:space="preserve"> :</w:t>
-                  </w:r>
-                  <w:proofErr w:type="gramEnd"/>
-                  <w:r>
-                    <w:rPr>
-                      <w:b/>
-                      <w:bCs/>
-                      <w:sz w:val="6"/>
-                      <w:szCs w:val="6"/>
-                    </w:rPr>
-                    <w:t xml:space="preserve"> {{cargotrackingnumber_13}}</w:t>
+                    <w:t xml:space="preserve"> : {{cargotrackingnumber_13}}</w:t>
                   </w:r>
                 </w:p>
               </w:tc>
@@ -9800,7 +9525,6 @@
                       <w:szCs w:val="6"/>
                     </w:rPr>
                   </w:pPr>
-                  <w:proofErr w:type="gramStart"/>
                   <w:r>
                     <w:rPr>
                       <w:b/>
@@ -9817,17 +9541,7 @@
                       <w:sz w:val="6"/>
                       <w:szCs w:val="6"/>
                     </w:rPr>
-                    <w:t xml:space="preserve"> :</w:t>
-                  </w:r>
-                  <w:proofErr w:type="gramEnd"/>
-                  <w:r>
-                    <w:rPr>
-                      <w:b/>
-                      <w:bCs/>
-                      <w:sz w:val="6"/>
-                      <w:szCs w:val="6"/>
-                    </w:rPr>
-                    <w:t xml:space="preserve"> {{ordernumber_13}}</w:t>
+                    <w:t xml:space="preserve"> : {{ordernumber_13}}</w:t>
                   </w:r>
                 </w:p>
               </w:tc>
@@ -10500,7 +10214,6 @@
                       <w:szCs w:val="6"/>
                     </w:rPr>
                   </w:pPr>
-                  <w:proofErr w:type="gramStart"/>
                   <w:r>
                     <w:rPr>
                       <w:b/>
@@ -10517,17 +10230,7 @@
                       <w:sz w:val="6"/>
                       <w:szCs w:val="6"/>
                     </w:rPr>
-                    <w:t xml:space="preserve"> :</w:t>
-                  </w:r>
-                  <w:proofErr w:type="gramEnd"/>
-                  <w:r>
-                    <w:rPr>
-                      <w:b/>
-                      <w:bCs/>
-                      <w:sz w:val="6"/>
-                      <w:szCs w:val="6"/>
-                    </w:rPr>
-                    <w:t xml:space="preserve"> {{cargotrackingnumber_14}}</w:t>
+                    <w:t xml:space="preserve"> : {{cargotrackingnumber_14}}</w:t>
                   </w:r>
                 </w:p>
               </w:tc>
@@ -10547,7 +10250,6 @@
                       <w:szCs w:val="6"/>
                     </w:rPr>
                   </w:pPr>
-                  <w:proofErr w:type="gramStart"/>
                   <w:r>
                     <w:rPr>
                       <w:b/>
@@ -10564,17 +10266,7 @@
                       <w:sz w:val="6"/>
                       <w:szCs w:val="6"/>
                     </w:rPr>
-                    <w:t xml:space="preserve"> :</w:t>
-                  </w:r>
-                  <w:proofErr w:type="gramEnd"/>
-                  <w:r>
-                    <w:rPr>
-                      <w:b/>
-                      <w:bCs/>
-                      <w:sz w:val="6"/>
-                      <w:szCs w:val="6"/>
-                    </w:rPr>
-                    <w:t xml:space="preserve"> {{ordernumber_14}}</w:t>
+                    <w:t xml:space="preserve"> : {{ordernumber_14}}</w:t>
                   </w:r>
                 </w:p>
               </w:tc>
@@ -11247,7 +10939,6 @@
                       <w:szCs w:val="6"/>
                     </w:rPr>
                   </w:pPr>
-                  <w:proofErr w:type="gramStart"/>
                   <w:r>
                     <w:rPr>
                       <w:b/>
@@ -11264,17 +10955,7 @@
                       <w:sz w:val="6"/>
                       <w:szCs w:val="6"/>
                     </w:rPr>
-                    <w:t xml:space="preserve"> :</w:t>
-                  </w:r>
-                  <w:proofErr w:type="gramEnd"/>
-                  <w:r>
-                    <w:rPr>
-                      <w:b/>
-                      <w:bCs/>
-                      <w:sz w:val="6"/>
-                      <w:szCs w:val="6"/>
-                    </w:rPr>
-                    <w:t xml:space="preserve"> {{cargotrackingnumber_15}}</w:t>
+                    <w:t xml:space="preserve"> : {{cargotrackingnumber_15}}</w:t>
                   </w:r>
                 </w:p>
               </w:tc>
@@ -11294,7 +10975,6 @@
                       <w:szCs w:val="6"/>
                     </w:rPr>
                   </w:pPr>
-                  <w:proofErr w:type="gramStart"/>
                   <w:r>
                     <w:rPr>
                       <w:b/>
@@ -11311,17 +10991,7 @@
                       <w:sz w:val="6"/>
                       <w:szCs w:val="6"/>
                     </w:rPr>
-                    <w:t xml:space="preserve"> :</w:t>
-                  </w:r>
-                  <w:proofErr w:type="gramEnd"/>
-                  <w:r>
-                    <w:rPr>
-                      <w:b/>
-                      <w:bCs/>
-                      <w:sz w:val="6"/>
-                      <w:szCs w:val="6"/>
-                    </w:rPr>
-                    <w:t xml:space="preserve"> {{ordernumber_15}}</w:t>
+                    <w:t xml:space="preserve"> : {{ordernumber_15}}</w:t>
                   </w:r>
                 </w:p>
               </w:tc>
@@ -12000,7 +11670,6 @@
                       <w:szCs w:val="6"/>
                     </w:rPr>
                   </w:pPr>
-                  <w:proofErr w:type="gramStart"/>
                   <w:r>
                     <w:rPr>
                       <w:b/>
@@ -12017,17 +11686,7 @@
                       <w:sz w:val="6"/>
                       <w:szCs w:val="6"/>
                     </w:rPr>
-                    <w:t xml:space="preserve"> :</w:t>
-                  </w:r>
-                  <w:proofErr w:type="gramEnd"/>
-                  <w:r>
-                    <w:rPr>
-                      <w:b/>
-                      <w:bCs/>
-                      <w:sz w:val="6"/>
-                      <w:szCs w:val="6"/>
-                    </w:rPr>
-                    <w:t xml:space="preserve"> {{cargotrackingnumber_16}}</w:t>
+                    <w:t xml:space="preserve"> : {{cargotrackingnumber_16}}</w:t>
                   </w:r>
                 </w:p>
               </w:tc>
@@ -12047,7 +11706,6 @@
                       <w:szCs w:val="6"/>
                     </w:rPr>
                   </w:pPr>
-                  <w:proofErr w:type="gramStart"/>
                   <w:r>
                     <w:rPr>
                       <w:b/>
@@ -12064,17 +11722,7 @@
                       <w:sz w:val="6"/>
                       <w:szCs w:val="6"/>
                     </w:rPr>
-                    <w:t xml:space="preserve"> :</w:t>
-                  </w:r>
-                  <w:proofErr w:type="gramEnd"/>
-                  <w:r>
-                    <w:rPr>
-                      <w:b/>
-                      <w:bCs/>
-                      <w:sz w:val="6"/>
-                      <w:szCs w:val="6"/>
-                    </w:rPr>
-                    <w:t xml:space="preserve"> {{ordernumber_16}}</w:t>
+                    <w:t xml:space="preserve"> : {{ordernumber_16}}</w:t>
                   </w:r>
                 </w:p>
               </w:tc>
@@ -12747,7 +12395,6 @@
                       <w:szCs w:val="6"/>
                     </w:rPr>
                   </w:pPr>
-                  <w:proofErr w:type="gramStart"/>
                   <w:r>
                     <w:rPr>
                       <w:b/>
@@ -12764,17 +12411,7 @@
                       <w:sz w:val="6"/>
                       <w:szCs w:val="6"/>
                     </w:rPr>
-                    <w:t xml:space="preserve"> :</w:t>
-                  </w:r>
-                  <w:proofErr w:type="gramEnd"/>
-                  <w:r>
-                    <w:rPr>
-                      <w:b/>
-                      <w:bCs/>
-                      <w:sz w:val="6"/>
-                      <w:szCs w:val="6"/>
-                    </w:rPr>
-                    <w:t xml:space="preserve"> {{cargotrackingnumber_17}}</w:t>
+                    <w:t xml:space="preserve"> : {{cargotrackingnumber_17}}</w:t>
                   </w:r>
                 </w:p>
               </w:tc>
@@ -12794,7 +12431,6 @@
                       <w:szCs w:val="6"/>
                     </w:rPr>
                   </w:pPr>
-                  <w:proofErr w:type="gramStart"/>
                   <w:r>
                     <w:rPr>
                       <w:b/>
@@ -12811,17 +12447,7 @@
                       <w:sz w:val="6"/>
                       <w:szCs w:val="6"/>
                     </w:rPr>
-                    <w:t xml:space="preserve"> :</w:t>
-                  </w:r>
-                  <w:proofErr w:type="gramEnd"/>
-                  <w:r>
-                    <w:rPr>
-                      <w:b/>
-                      <w:bCs/>
-                      <w:sz w:val="6"/>
-                      <w:szCs w:val="6"/>
-                    </w:rPr>
-                    <w:t xml:space="preserve"> {{ordernumber_17}}</w:t>
+                    <w:t xml:space="preserve"> : {{ordernumber_17}}</w:t>
                   </w:r>
                 </w:p>
               </w:tc>
@@ -13241,7 +12867,25 @@
                       <w:sz w:val="6"/>
                       <w:szCs w:val="6"/>
                     </w:rPr>
-                    <w:t>{{name_16}}</w:t>
+                    <w:t>{{name_1</w:t>
+                  </w:r>
+                  <w:r>
+                    <w:rPr>
+                      <w:b/>
+                      <w:bCs/>
+                      <w:sz w:val="6"/>
+                      <w:szCs w:val="6"/>
+                    </w:rPr>
+                    <w:t>8</w:t>
+                  </w:r>
+                  <w:r>
+                    <w:rPr>
+                      <w:b/>
+                      <w:bCs/>
+                      <w:sz w:val="6"/>
+                      <w:szCs w:val="6"/>
+                    </w:rPr>
+                    <w:t>}}</w:t>
                   </w:r>
                 </w:p>
               </w:tc>
@@ -13494,7 +13138,6 @@
                       <w:szCs w:val="6"/>
                     </w:rPr>
                   </w:pPr>
-                  <w:proofErr w:type="gramStart"/>
                   <w:r>
                     <w:rPr>
                       <w:b/>
@@ -13511,17 +13154,7 @@
                       <w:sz w:val="6"/>
                       <w:szCs w:val="6"/>
                     </w:rPr>
-                    <w:t xml:space="preserve"> :</w:t>
-                  </w:r>
-                  <w:proofErr w:type="gramEnd"/>
-                  <w:r>
-                    <w:rPr>
-                      <w:b/>
-                      <w:bCs/>
-                      <w:sz w:val="6"/>
-                      <w:szCs w:val="6"/>
-                    </w:rPr>
-                    <w:t xml:space="preserve"> {{cargotrackingnumber_18}}</w:t>
+                    <w:t xml:space="preserve"> : {{cargotrackingnumber_18}}</w:t>
                   </w:r>
                 </w:p>
               </w:tc>
@@ -13541,7 +13174,6 @@
                       <w:szCs w:val="6"/>
                     </w:rPr>
                   </w:pPr>
-                  <w:proofErr w:type="gramStart"/>
                   <w:r>
                     <w:rPr>
                       <w:b/>
@@ -13558,17 +13190,7 @@
                       <w:sz w:val="6"/>
                       <w:szCs w:val="6"/>
                     </w:rPr>
-                    <w:t xml:space="preserve"> :</w:t>
-                  </w:r>
-                  <w:proofErr w:type="gramEnd"/>
-                  <w:r>
-                    <w:rPr>
-                      <w:b/>
-                      <w:bCs/>
-                      <w:sz w:val="6"/>
-                      <w:szCs w:val="6"/>
-                    </w:rPr>
-                    <w:t xml:space="preserve"> {{ordernumber_18}}</w:t>
+                    <w:t xml:space="preserve"> : {{ordernumber_18}}</w:t>
                   </w:r>
                 </w:p>
               </w:tc>
@@ -14247,7 +13869,6 @@
                       <w:szCs w:val="6"/>
                     </w:rPr>
                   </w:pPr>
-                  <w:proofErr w:type="gramStart"/>
                   <w:r>
                     <w:rPr>
                       <w:b/>
@@ -14264,17 +13885,7 @@
                       <w:sz w:val="6"/>
                       <w:szCs w:val="6"/>
                     </w:rPr>
-                    <w:t xml:space="preserve"> :</w:t>
-                  </w:r>
-                  <w:proofErr w:type="gramEnd"/>
-                  <w:r>
-                    <w:rPr>
-                      <w:b/>
-                      <w:bCs/>
-                      <w:sz w:val="6"/>
-                      <w:szCs w:val="6"/>
-                    </w:rPr>
-                    <w:t xml:space="preserve"> {{cargotrackingnumber_19}}</w:t>
+                    <w:t xml:space="preserve"> : {{cargotrackingnumber_19}}</w:t>
                   </w:r>
                 </w:p>
               </w:tc>
@@ -14294,7 +13905,6 @@
                       <w:szCs w:val="6"/>
                     </w:rPr>
                   </w:pPr>
-                  <w:proofErr w:type="gramStart"/>
                   <w:r>
                     <w:rPr>
                       <w:b/>
@@ -14311,17 +13921,7 @@
                       <w:sz w:val="6"/>
                       <w:szCs w:val="6"/>
                     </w:rPr>
-                    <w:t xml:space="preserve"> :</w:t>
-                  </w:r>
-                  <w:proofErr w:type="gramEnd"/>
-                  <w:r>
-                    <w:rPr>
-                      <w:b/>
-                      <w:bCs/>
-                      <w:sz w:val="6"/>
-                      <w:szCs w:val="6"/>
-                    </w:rPr>
-                    <w:t xml:space="preserve"> {{ordernumber_19}}</w:t>
+                    <w:t xml:space="preserve"> : {{ordernumber_19}}</w:t>
                   </w:r>
                 </w:p>
               </w:tc>
@@ -14994,7 +14594,6 @@
                       <w:szCs w:val="6"/>
                     </w:rPr>
                   </w:pPr>
-                  <w:proofErr w:type="gramStart"/>
                   <w:r>
                     <w:rPr>
                       <w:b/>
@@ -15011,17 +14610,7 @@
                       <w:sz w:val="6"/>
                       <w:szCs w:val="6"/>
                     </w:rPr>
-                    <w:t xml:space="preserve"> :</w:t>
-                  </w:r>
-                  <w:proofErr w:type="gramEnd"/>
-                  <w:r>
-                    <w:rPr>
-                      <w:b/>
-                      <w:bCs/>
-                      <w:sz w:val="6"/>
-                      <w:szCs w:val="6"/>
-                    </w:rPr>
-                    <w:t xml:space="preserve"> {{cargotrackingnumber_20}}</w:t>
+                    <w:t xml:space="preserve"> : {{cargotrackingnumber_20}}</w:t>
                   </w:r>
                 </w:p>
               </w:tc>
@@ -15041,7 +14630,6 @@
                       <w:szCs w:val="6"/>
                     </w:rPr>
                   </w:pPr>
-                  <w:proofErr w:type="gramStart"/>
                   <w:r>
                     <w:rPr>
                       <w:b/>
@@ -15058,17 +14646,7 @@
                       <w:sz w:val="6"/>
                       <w:szCs w:val="6"/>
                     </w:rPr>
-                    <w:t xml:space="preserve"> :</w:t>
-                  </w:r>
-                  <w:proofErr w:type="gramEnd"/>
-                  <w:r>
-                    <w:rPr>
-                      <w:b/>
-                      <w:bCs/>
-                      <w:sz w:val="6"/>
-                      <w:szCs w:val="6"/>
-                    </w:rPr>
-                    <w:t xml:space="preserve"> {{ordernumber_20}}</w:t>
+                    <w:t xml:space="preserve"> : {{ordernumber_20}}</w:t>
                   </w:r>
                 </w:p>
               </w:tc>
@@ -15741,7 +15319,6 @@
                       <w:szCs w:val="6"/>
                     </w:rPr>
                   </w:pPr>
-                  <w:proofErr w:type="gramStart"/>
                   <w:r>
                     <w:rPr>
                       <w:b/>
@@ -15758,17 +15335,7 @@
                       <w:sz w:val="6"/>
                       <w:szCs w:val="6"/>
                     </w:rPr>
-                    <w:t xml:space="preserve"> :</w:t>
-                  </w:r>
-                  <w:proofErr w:type="gramEnd"/>
-                  <w:r>
-                    <w:rPr>
-                      <w:b/>
-                      <w:bCs/>
-                      <w:sz w:val="6"/>
-                      <w:szCs w:val="6"/>
-                    </w:rPr>
-                    <w:t xml:space="preserve"> {{cargotrackingnumber_21}}</w:t>
+                    <w:t xml:space="preserve"> : {{cargotrackingnumber_21}}</w:t>
                   </w:r>
                 </w:p>
               </w:tc>
@@ -15788,7 +15355,6 @@
                       <w:szCs w:val="6"/>
                     </w:rPr>
                   </w:pPr>
-                  <w:proofErr w:type="gramStart"/>
                   <w:r>
                     <w:rPr>
                       <w:b/>
@@ -15805,17 +15371,7 @@
                       <w:sz w:val="6"/>
                       <w:szCs w:val="6"/>
                     </w:rPr>
-                    <w:t xml:space="preserve"> :</w:t>
-                  </w:r>
-                  <w:proofErr w:type="gramEnd"/>
-                  <w:r>
-                    <w:rPr>
-                      <w:b/>
-                      <w:bCs/>
-                      <w:sz w:val="6"/>
-                      <w:szCs w:val="6"/>
-                    </w:rPr>
-                    <w:t xml:space="preserve"> {{ordernumber_21}}</w:t>
+                    <w:t xml:space="preserve"> : {{ordernumber_21}}</w:t>
                   </w:r>
                 </w:p>
               </w:tc>
@@ -16494,7 +16050,6 @@
                       <w:szCs w:val="6"/>
                     </w:rPr>
                   </w:pPr>
-                  <w:proofErr w:type="gramStart"/>
                   <w:r>
                     <w:rPr>
                       <w:b/>
@@ -16511,17 +16066,7 @@
                       <w:sz w:val="6"/>
                       <w:szCs w:val="6"/>
                     </w:rPr>
-                    <w:t xml:space="preserve"> :</w:t>
-                  </w:r>
-                  <w:proofErr w:type="gramEnd"/>
-                  <w:r>
-                    <w:rPr>
-                      <w:b/>
-                      <w:bCs/>
-                      <w:sz w:val="6"/>
-                      <w:szCs w:val="6"/>
-                    </w:rPr>
-                    <w:t xml:space="preserve"> {{cargotrackingnumber_22}}</w:t>
+                    <w:t xml:space="preserve"> : {{cargotrackingnumber_22}}</w:t>
                   </w:r>
                 </w:p>
               </w:tc>
@@ -16541,7 +16086,6 @@
                       <w:szCs w:val="6"/>
                     </w:rPr>
                   </w:pPr>
-                  <w:proofErr w:type="gramStart"/>
                   <w:r>
                     <w:rPr>
                       <w:b/>
@@ -16558,17 +16102,7 @@
                       <w:sz w:val="6"/>
                       <w:szCs w:val="6"/>
                     </w:rPr>
-                    <w:t xml:space="preserve"> :</w:t>
-                  </w:r>
-                  <w:proofErr w:type="gramEnd"/>
-                  <w:r>
-                    <w:rPr>
-                      <w:b/>
-                      <w:bCs/>
-                      <w:sz w:val="6"/>
-                      <w:szCs w:val="6"/>
-                    </w:rPr>
-                    <w:t xml:space="preserve"> {{ordernumber_22}}</w:t>
+                    <w:t xml:space="preserve"> : {{ordernumber_22}}</w:t>
                   </w:r>
                 </w:p>
               </w:tc>
@@ -17241,7 +16775,6 @@
                       <w:szCs w:val="6"/>
                     </w:rPr>
                   </w:pPr>
-                  <w:proofErr w:type="gramStart"/>
                   <w:r>
                     <w:rPr>
                       <w:b/>
@@ -17258,17 +16791,7 @@
                       <w:sz w:val="6"/>
                       <w:szCs w:val="6"/>
                     </w:rPr>
-                    <w:t xml:space="preserve"> :</w:t>
-                  </w:r>
-                  <w:proofErr w:type="gramEnd"/>
-                  <w:r>
-                    <w:rPr>
-                      <w:b/>
-                      <w:bCs/>
-                      <w:sz w:val="6"/>
-                      <w:szCs w:val="6"/>
-                    </w:rPr>
-                    <w:t xml:space="preserve"> {{cargotrackingnumber_23}}</w:t>
+                    <w:t xml:space="preserve"> : {{cargotrackingnumber_23}}</w:t>
                   </w:r>
                 </w:p>
               </w:tc>
@@ -17288,7 +16811,6 @@
                       <w:szCs w:val="6"/>
                     </w:rPr>
                   </w:pPr>
-                  <w:proofErr w:type="gramStart"/>
                   <w:r>
                     <w:rPr>
                       <w:b/>
@@ -17305,17 +16827,7 @@
                       <w:sz w:val="6"/>
                       <w:szCs w:val="6"/>
                     </w:rPr>
-                    <w:t xml:space="preserve"> :</w:t>
-                  </w:r>
-                  <w:proofErr w:type="gramEnd"/>
-                  <w:r>
-                    <w:rPr>
-                      <w:b/>
-                      <w:bCs/>
-                      <w:sz w:val="6"/>
-                      <w:szCs w:val="6"/>
-                    </w:rPr>
-                    <w:t xml:space="preserve"> {{ordernumber_23}}</w:t>
+                    <w:t xml:space="preserve"> : {{ordernumber_23}}</w:t>
                   </w:r>
                 </w:p>
               </w:tc>
@@ -17988,7 +17500,6 @@
                       <w:szCs w:val="6"/>
                     </w:rPr>
                   </w:pPr>
-                  <w:proofErr w:type="gramStart"/>
                   <w:r>
                     <w:rPr>
                       <w:b/>
@@ -18005,17 +17516,7 @@
                       <w:sz w:val="6"/>
                       <w:szCs w:val="6"/>
                     </w:rPr>
-                    <w:t xml:space="preserve"> :</w:t>
-                  </w:r>
-                  <w:proofErr w:type="gramEnd"/>
-                  <w:r>
-                    <w:rPr>
-                      <w:b/>
-                      <w:bCs/>
-                      <w:sz w:val="6"/>
-                      <w:szCs w:val="6"/>
-                    </w:rPr>
-                    <w:t xml:space="preserve"> {{cargotrackingnumber_24}}</w:t>
+                    <w:t xml:space="preserve"> : {{cargotrackingnumber_24}}</w:t>
                   </w:r>
                 </w:p>
               </w:tc>
@@ -18035,7 +17536,6 @@
                       <w:szCs w:val="6"/>
                     </w:rPr>
                   </w:pPr>
-                  <w:proofErr w:type="gramStart"/>
                   <w:r>
                     <w:rPr>
                       <w:b/>
@@ -18052,17 +17552,7 @@
                       <w:sz w:val="6"/>
                       <w:szCs w:val="6"/>
                     </w:rPr>
-                    <w:t xml:space="preserve"> :</w:t>
-                  </w:r>
-                  <w:proofErr w:type="gramEnd"/>
-                  <w:r>
-                    <w:rPr>
-                      <w:b/>
-                      <w:bCs/>
-                      <w:sz w:val="6"/>
-                      <w:szCs w:val="6"/>
-                    </w:rPr>
-                    <w:t xml:space="preserve"> {{ordernumber_24}}</w:t>
+                    <w:t xml:space="preserve"> : {{ordernumber_24}}</w:t>
                   </w:r>
                 </w:p>
               </w:tc>
